--- a/src/app/dashboard/surat/components/templates/MOU_Template_persentase_final.docx
+++ b/src/app/dashboard/surat/components/templates/MOU_Template_persentase_final.docx
@@ -3781,6 +3781,7 @@
     </w:p>
     <w:p>
       <w:pPr>
+        <w:keepNext/>
         <w:spacing w:before="320" w:after="120" w:line="360" w:lineRule="auto"/>
         <w:jc w:val="center"/>
       </w:pPr>
@@ -3806,6 +3807,7 @@
     </w:p>
     <w:p>
       <w:pPr>
+        <w:keepNext/>
         <w:spacing w:after="160" w:line="360" w:lineRule="auto"/>
         <w:jc w:val="both"/>
       </w:pPr>
@@ -4047,11 +4049,6 @@
         </w:rPr>
         <w:t>:</w:t>
       </w:r>
-    </w:p>
-    <w:p>
-      <w:pPr>
-        <w:spacing w:before="80"/>
-      </w:pPr>
     </w:p>
     <w:tbl>
       <w:tblPr>
@@ -4096,6 +4093,9 @@
             </w:tcMar>
           </w:tcPr>
           <w:p>
+            <w:pPr>
+              <w:keepNext/>
+            </w:pPr>
             <w:r>
               <w:rPr>
                 <w:b/>
@@ -4126,6 +4126,9 @@
             </w:tcMar>
           </w:tcPr>
           <w:p>
+            <w:pPr>
+              <w:keepNext/>
+            </w:pPr>
             <w:r>
               <w:rPr>
                 <w:b/>
@@ -4140,6 +4143,9 @@
         </w:tc>
       </w:tr>
       <w:tr>
+        <w:trPr>
+          <w:cantSplit/>
+        </w:trPr>
         <w:tc>
           <w:tcPr>
             <w:tcW w:w="4319" w:type="dxa"/>
@@ -4157,23 +4163,17 @@
             </w:tcMar>
           </w:tcPr>
           <w:p>
-            <w:proofErr w:type="spellStart"/>
+            <w:pPr>
+              <w:keepNext/>
+              <w:spacing w:after="0" w:line="260" w:lineRule="auto"/>
+            </w:pPr>
             <w:r>
               <w:rPr>
                 <w:color w:val="1A1A2E"/>
                 <w:sz w:val="20"/>
                 <w:szCs w:val="20"/>
               </w:rPr>
-              <w:t>Harga</w:t>
-            </w:r>
-            <w:proofErr w:type="spellEnd"/>
-            <w:r>
-              <w:rPr>
-                <w:color w:val="1A1A2E"/>
-                <w:sz w:val="20"/>
-                <w:szCs w:val="20"/>
-              </w:rPr>
-              <w:t xml:space="preserve"> Limit</w:t>
+              <w:t xml:space="preserve">Harga Limit</w:t>
             </w:r>
           </w:p>
         </w:tc>
@@ -4194,204 +4194,25 @@
             </w:tcMar>
           </w:tcPr>
           <w:p>
-            <w:proofErr w:type="spellStart"/>
+            <w:pPr>
+              <w:keepNext/>
+              <w:spacing w:after="0" w:line="260" w:lineRule="auto"/>
+            </w:pPr>
             <w:r>
               <w:rPr>
                 <w:color w:val="1A1A2E"/>
                 <w:sz w:val="20"/>
                 <w:szCs w:val="20"/>
               </w:rPr>
-              <w:t>Rp</w:t>
-            </w:r>
-            <w:proofErr w:type="spellEnd"/>
-            <w:r>
-              <w:rPr>
-                <w:color w:val="1A1A2E"/>
-                <w:sz w:val="20"/>
-                <w:szCs w:val="20"/>
-              </w:rPr>
-              <w:t>.</w:t>
-            </w:r>
-            <w:r>
-              <w:rPr>
-                <w:color w:val="1A1A2E"/>
-                <w:sz w:val="20"/>
-                <w:szCs w:val="20"/>
-              </w:rPr>
-              <w:t xml:space="preserve"> {{</w:t>
-            </w:r>
-            <w:proofErr w:type="spellStart"/>
-            <w:r>
-              <w:rPr>
-                <w:color w:val="1A1A2E"/>
-                <w:sz w:val="20"/>
-                <w:szCs w:val="20"/>
-              </w:rPr>
-              <w:t>harga_limit</w:t>
-            </w:r>
-            <w:proofErr w:type="spellEnd"/>
-            <w:r>
-              <w:rPr>
-                <w:color w:val="1A1A2E"/>
-                <w:sz w:val="20"/>
-                <w:szCs w:val="20"/>
-              </w:rPr>
-              <w:t>}} ({{</w:t>
-            </w:r>
-            <w:proofErr w:type="spellStart"/>
-            <w:r>
-              <w:rPr>
-                <w:color w:val="1A1A2E"/>
-                <w:sz w:val="20"/>
-                <w:szCs w:val="20"/>
-              </w:rPr>
-              <w:t>terbilang_harga_limit</w:t>
-            </w:r>
-            <w:proofErr w:type="spellEnd"/>
-            <w:r>
-              <w:rPr>
-                <w:color w:val="1A1A2E"/>
-                <w:sz w:val="20"/>
-                <w:szCs w:val="20"/>
-              </w:rPr>
-              <w:t>}})</w:t>
+              <w:t xml:space="preserve">Rp {{harga_limit}} ({{terbilang_harga_limit}})</w:t>
             </w:r>
           </w:p>
         </w:tc>
       </w:tr>
       <w:tr>
-        <w:tc>
-          <w:tcPr>
-            <w:tcW w:w="4319" w:type="dxa"/>
-            <w:tcBorders>
-              <w:top w:val="single" w:sz="4" w:space="0" w:color="D1D5DB"/>
-              <w:left w:val="single" w:sz="4" w:space="0" w:color="D1D5DB"/>
-              <w:bottom w:val="single" w:sz="4" w:space="0" w:color="D1D5DB"/>
-              <w:right w:val="single" w:sz="4" w:space="0" w:color="D1D5DB"/>
-            </w:tcBorders>
-            <w:shd w:val="clear" w:color="auto" w:fill="F7F8FA"/>
-            <w:tcMar>
-              <w:top w:w="120" w:type="dxa"/>
-              <w:left w:w="180" w:type="dxa"/>
-              <w:bottom w:w="120" w:type="dxa"/>
-              <w:right w:w="180" w:type="dxa"/>
-            </w:tcMar>
-          </w:tcPr>
-          <w:p>
-            <w:proofErr w:type="spellStart"/>
-            <w:r>
-              <w:rPr>
-                <w:color w:val="1A1A2E"/>
-                <w:sz w:val="20"/>
-                <w:szCs w:val="20"/>
-              </w:rPr>
-              <w:t>Maksimal</w:t>
-            </w:r>
-            <w:proofErr w:type="spellEnd"/>
-            <w:r>
-              <w:rPr>
-                <w:color w:val="1A1A2E"/>
-                <w:sz w:val="20"/>
-                <w:szCs w:val="20"/>
-              </w:rPr>
-              <w:t xml:space="preserve"> </w:t>
-            </w:r>
-            <w:proofErr w:type="spellStart"/>
-            <w:r>
-              <w:rPr>
-                <w:color w:val="1A1A2E"/>
-                <w:sz w:val="20"/>
-                <w:szCs w:val="20"/>
-              </w:rPr>
-              <w:t>Penawaran</w:t>
-            </w:r>
-            <w:proofErr w:type="spellEnd"/>
-            <w:r>
-              <w:rPr>
-                <w:color w:val="1A1A2E"/>
-                <w:sz w:val="20"/>
-                <w:szCs w:val="20"/>
-              </w:rPr>
-              <w:t xml:space="preserve"> (Max Bid)</w:t>
-            </w:r>
-          </w:p>
-        </w:tc>
-        <w:tc>
-          <w:tcPr>
-            <w:tcW w:w="3987" w:type="dxa"/>
-            <w:tcBorders>
-              <w:top w:val="single" w:sz="4" w:space="0" w:color="D1D5DB"/>
-              <w:left w:val="single" w:sz="4" w:space="0" w:color="D1D5DB"/>
-              <w:bottom w:val="single" w:sz="4" w:space="0" w:color="D1D5DB"/>
-              <w:right w:val="single" w:sz="4" w:space="0" w:color="D1D5DB"/>
-            </w:tcBorders>
-            <w:shd w:val="clear" w:color="auto" w:fill="F7F8FA"/>
-            <w:tcMar>
-              <w:top w:w="120" w:type="dxa"/>
-              <w:left w:w="180" w:type="dxa"/>
-              <w:bottom w:w="120" w:type="dxa"/>
-              <w:right w:w="180" w:type="dxa"/>
-            </w:tcMar>
-          </w:tcPr>
-          <w:p>
-            <w:proofErr w:type="spellStart"/>
-            <w:r>
-              <w:rPr>
-                <w:color w:val="1A1A2E"/>
-                <w:sz w:val="20"/>
-                <w:szCs w:val="20"/>
-              </w:rPr>
-              <w:t>Rp</w:t>
-            </w:r>
-            <w:proofErr w:type="spellEnd"/>
-            <w:r>
-              <w:rPr>
-                <w:color w:val="1A1A2E"/>
-                <w:sz w:val="20"/>
-                <w:szCs w:val="20"/>
-              </w:rPr>
-              <w:t>. {{</w:t>
-            </w:r>
-            <w:proofErr w:type="spellStart"/>
-            <w:r>
-              <w:rPr>
-                <w:color w:val="1A1A2E"/>
-                <w:sz w:val="20"/>
-                <w:szCs w:val="20"/>
-              </w:rPr>
-              <w:t>maksimum_bidding</w:t>
-            </w:r>
-            <w:proofErr w:type="spellEnd"/>
-            <w:r>
-              <w:rPr>
-                <w:color w:val="1A1A2E"/>
-                <w:sz w:val="20"/>
-                <w:szCs w:val="20"/>
-              </w:rPr>
-              <w:t>}} ({{</w:t>
-            </w:r>
-            <w:proofErr w:type="spellStart"/>
-            <w:r>
-              <w:rPr>
-                <w:color w:val="1A1A2E"/>
-                <w:sz w:val="20"/>
-                <w:szCs w:val="20"/>
-              </w:rPr>
-              <w:t>terbilang_maksimum_bidding</w:t>
-            </w:r>
-            <w:proofErr w:type="spellEnd"/>
-            <w:r>
-              <w:rPr>
-                <w:color w:val="1A1A2E"/>
-                <w:sz w:val="20"/>
-                <w:szCs w:val="20"/>
-              </w:rPr>
-              <w:t>}})</w:t>
-            </w:r>
-          </w:p>
-        </w:tc>
-      </w:tr>
-      <w:tr>
+        <w:trPr>
+          <w:cantSplit/>
+        </w:trPr>
         <w:tc>
           <w:tcPr>
             <w:tcW w:w="4319" w:type="dxa"/>
@@ -4409,23 +4230,17 @@
             </w:tcMar>
           </w:tcPr>
           <w:p>
-            <w:proofErr w:type="spellStart"/>
+            <w:pPr>
+              <w:keepNext/>
+              <w:spacing w:after="0" w:line="260" w:lineRule="auto"/>
+            </w:pPr>
             <w:r>
               <w:rPr>
                 <w:color w:val="1A1A2E"/>
                 <w:sz w:val="20"/>
                 <w:szCs w:val="20"/>
               </w:rPr>
-              <w:t>Komisi</w:t>
-            </w:r>
-            <w:proofErr w:type="spellEnd"/>
-            <w:r>
-              <w:rPr>
-                <w:color w:val="1A1A2E"/>
-                <w:sz w:val="20"/>
-                <w:szCs w:val="20"/>
-              </w:rPr>
-              <w:t xml:space="preserve"> PIHAK KEDUA</w:t>
+              <w:t xml:space="preserve">Uang Tanda Jadi (kepada PIHAK KEDUA)</w:t>
             </w:r>
           </w:p>
         </w:tc>
@@ -4446,260 +4261,25 @@
             </w:tcMar>
           </w:tcPr>
           <w:p>
+            <w:pPr>
+              <w:keepNext/>
+              <w:spacing w:after="0" w:line="260" w:lineRule="auto"/>
+            </w:pPr>
             <w:r>
               <w:rPr>
                 <w:color w:val="1A1A2E"/>
                 <w:sz w:val="20"/>
                 <w:szCs w:val="20"/>
               </w:rPr>
-              <w:t>{{</w:t>
-            </w:r>
-            <w:proofErr w:type="spellStart"/>
-            <w:r>
-              <w:rPr>
-                <w:color w:val="1A1A2E"/>
-                <w:sz w:val="20"/>
-                <w:szCs w:val="20"/>
-              </w:rPr>
-              <w:t>komisi_persen</w:t>
-            </w:r>
-            <w:proofErr w:type="spellEnd"/>
-            <w:r>
-              <w:rPr>
-                <w:color w:val="1A1A2E"/>
-                <w:sz w:val="20"/>
-                <w:szCs w:val="20"/>
-              </w:rPr>
-              <w:t xml:space="preserve">}}% </w:t>
-            </w:r>
-            <w:proofErr w:type="spellStart"/>
-            <w:r>
-              <w:rPr>
-                <w:color w:val="1A1A2E"/>
-                <w:sz w:val="20"/>
-                <w:szCs w:val="20"/>
-              </w:rPr>
-              <w:t>dari</w:t>
-            </w:r>
-            <w:proofErr w:type="spellEnd"/>
-            <w:r>
-              <w:rPr>
-                <w:color w:val="1A1A2E"/>
-                <w:sz w:val="20"/>
-                <w:szCs w:val="20"/>
-              </w:rPr>
-              <w:t xml:space="preserve"> </w:t>
-            </w:r>
-            <w:proofErr w:type="spellStart"/>
-            <w:r>
-              <w:rPr>
-                <w:color w:val="1A1A2E"/>
-                <w:sz w:val="20"/>
-                <w:szCs w:val="20"/>
-              </w:rPr>
-              <w:t>Harga</w:t>
-            </w:r>
-            <w:proofErr w:type="spellEnd"/>
-            <w:r>
-              <w:rPr>
-                <w:color w:val="1A1A2E"/>
-                <w:sz w:val="20"/>
-                <w:szCs w:val="20"/>
-              </w:rPr>
-              <w:t xml:space="preserve"> Bidding</w:t>
+              <w:t xml:space="preserve">Rp {{uang_tanda_jadi}} ({{terbilang_uang_tanda_jadi}})</w:t>
             </w:r>
           </w:p>
         </w:tc>
       </w:tr>
       <w:tr>
-        <w:tc>
-          <w:tcPr>
-            <w:tcW w:w="4319" w:type="dxa"/>
-            <w:tcBorders>
-              <w:top w:val="single" w:sz="4" w:space="0" w:color="D1D5DB"/>
-              <w:left w:val="single" w:sz="4" w:space="0" w:color="D1D5DB"/>
-              <w:bottom w:val="single" w:sz="4" w:space="0" w:color="D1D5DB"/>
-              <w:right w:val="single" w:sz="4" w:space="0" w:color="D1D5DB"/>
-            </w:tcBorders>
-            <w:shd w:val="clear" w:color="auto" w:fill="F7F8FA"/>
-            <w:tcMar>
-              <w:top w:w="120" w:type="dxa"/>
-              <w:left w:w="180" w:type="dxa"/>
-              <w:bottom w:w="120" w:type="dxa"/>
-              <w:right w:w="180" w:type="dxa"/>
-            </w:tcMar>
-          </w:tcPr>
-          <w:p>
-            <w:r>
-              <w:t>{{#termasuk_baliknama}}</w:t>
-            </w:r>
-          </w:p>
-          <w:p>
-            <w:proofErr w:type="spellStart"/>
-            <w:r>
-              <w:rPr>
-                <w:color w:val="1A1A2E"/>
-                <w:sz w:val="20"/>
-                <w:szCs w:val="20"/>
-              </w:rPr>
-              <w:t>Biaya</w:t>
-            </w:r>
-            <w:proofErr w:type="spellEnd"/>
-            <w:r>
-              <w:rPr>
-                <w:color w:val="1A1A2E"/>
-                <w:sz w:val="20"/>
-                <w:szCs w:val="20"/>
-              </w:rPr>
-              <w:t xml:space="preserve"> Bea </w:t>
-            </w:r>
-            <w:proofErr w:type="spellStart"/>
-            <w:r>
-              <w:rPr>
-                <w:color w:val="1A1A2E"/>
-                <w:sz w:val="20"/>
-                <w:szCs w:val="20"/>
-              </w:rPr>
-              <w:t>Lelang</w:t>
-            </w:r>
-            <w:proofErr w:type="spellEnd"/>
-            <w:r>
-              <w:rPr>
-                <w:color w:val="1A1A2E"/>
-                <w:sz w:val="20"/>
-                <w:szCs w:val="20"/>
-              </w:rPr>
-              <w:t xml:space="preserve">, BPHTB, </w:t>
-            </w:r>
-            <w:proofErr w:type="spellStart"/>
-            <w:r>
-              <w:rPr>
-                <w:color w:val="1A1A2E"/>
-                <w:sz w:val="20"/>
-                <w:szCs w:val="20"/>
-              </w:rPr>
-              <w:t>dan</w:t>
-            </w:r>
-            <w:proofErr w:type="spellEnd"/>
-            <w:r>
-              <w:rPr>
-                <w:color w:val="1A1A2E"/>
-                <w:sz w:val="20"/>
-                <w:szCs w:val="20"/>
-              </w:rPr>
-              <w:t xml:space="preserve"> </w:t>
-            </w:r>
-            <w:proofErr w:type="spellStart"/>
-            <w:r>
-              <w:rPr>
-                <w:color w:val="1A1A2E"/>
-                <w:sz w:val="20"/>
-                <w:szCs w:val="20"/>
-              </w:rPr>
-              <w:t>Biaya-Biaya</w:t>
-            </w:r>
-            <w:proofErr w:type="spellEnd"/>
-            <w:r>
-              <w:rPr>
-                <w:color w:val="1A1A2E"/>
-                <w:sz w:val="20"/>
-                <w:szCs w:val="20"/>
-              </w:rPr>
-              <w:t xml:space="preserve"> </w:t>
-            </w:r>
-            <w:proofErr w:type="spellStart"/>
-            <w:r>
-              <w:rPr>
-                <w:color w:val="1A1A2E"/>
-                <w:sz w:val="20"/>
-                <w:szCs w:val="20"/>
-              </w:rPr>
-              <w:t>Terkait</w:t>
-            </w:r>
-            <w:proofErr w:type="spellEnd"/>
-          </w:p>
-        </w:tc>
-        <w:tc>
-          <w:tcPr>
-            <w:tcW w:w="3987" w:type="dxa"/>
-            <w:tcBorders>
-              <w:top w:val="single" w:sz="4" w:space="0" w:color="D1D5DB"/>
-              <w:left w:val="single" w:sz="4" w:space="0" w:color="D1D5DB"/>
-              <w:bottom w:val="single" w:sz="4" w:space="0" w:color="D1D5DB"/>
-              <w:right w:val="single" w:sz="4" w:space="0" w:color="D1D5DB"/>
-            </w:tcBorders>
-            <w:shd w:val="clear" w:color="auto" w:fill="F7F8FA"/>
-            <w:tcMar>
-              <w:top w:w="120" w:type="dxa"/>
-              <w:left w:w="180" w:type="dxa"/>
-              <w:bottom w:w="120" w:type="dxa"/>
-              <w:right w:w="180" w:type="dxa"/>
-            </w:tcMar>
-          </w:tcPr>
-          <w:p>
-            <w:proofErr w:type="spellStart"/>
-            <w:r>
-              <w:rPr>
-                <w:color w:val="1A1A2E"/>
-                <w:sz w:val="20"/>
-                <w:szCs w:val="20"/>
-              </w:rPr>
-              <w:t>Rp</w:t>
-            </w:r>
-            <w:proofErr w:type="spellEnd"/>
-            <w:r>
-              <w:rPr>
-                <w:color w:val="1A1A2E"/>
-                <w:sz w:val="20"/>
-                <w:szCs w:val="20"/>
-              </w:rPr>
-              <w:t>. {{</w:t>
-            </w:r>
-            <w:proofErr w:type="spellStart"/>
-            <w:r>
-              <w:rPr>
-                <w:color w:val="1A1A2E"/>
-                <w:sz w:val="20"/>
-                <w:szCs w:val="20"/>
-              </w:rPr>
-              <w:t>biaya_baliknama</w:t>
-            </w:r>
-            <w:proofErr w:type="spellEnd"/>
-            <w:r>
-              <w:rPr>
-                <w:color w:val="1A1A2E"/>
-                <w:sz w:val="20"/>
-                <w:szCs w:val="20"/>
-              </w:rPr>
-              <w:t>}} ({{</w:t>
-            </w:r>
-            <w:proofErr w:type="spellStart"/>
-            <w:r>
-              <w:rPr>
-                <w:color w:val="1A1A2E"/>
-                <w:sz w:val="20"/>
-                <w:szCs w:val="20"/>
-              </w:rPr>
-              <w:t>terbilang_baliknama</w:t>
-            </w:r>
-            <w:proofErr w:type="spellEnd"/>
-            <w:r>
-              <w:rPr>
-                <w:color w:val="1A1A2E"/>
-                <w:sz w:val="20"/>
-                <w:szCs w:val="20"/>
-              </w:rPr>
-              <w:t>}})</w:t>
-            </w:r>
-          </w:p>
-          <w:p>
-            <w:r>
-              <w:t>{{/termasuk_baliknama}}</w:t>
-            </w:r>
-          </w:p>
-        </w:tc>
-      </w:tr>
-      <w:tr>
+        <w:trPr>
+          <w:cantSplit/>
+        </w:trPr>
         <w:tc>
           <w:tcPr>
             <w:tcW w:w="4319" w:type="dxa"/>
@@ -4717,70 +4297,18 @@
             </w:tcMar>
           </w:tcPr>
           <w:p>
-            <w:proofErr w:type="spellStart"/>
+            <w:pPr>
+              <w:keepNext/>
+              <w:spacing w:after="0" w:line="260" w:lineRule="auto"/>
+            </w:pPr>
             <w:r>
               <w:rPr>
                 <w:color w:val="1A1A2E"/>
                 <w:sz w:val="20"/>
                 <w:szCs w:val="20"/>
               </w:rPr>
-              <w:t>Biaya</w:t>
+              <w:t xml:space="preserve">Uang Jaminan Lelang (VA resmi kepesertaan)</w:t>
             </w:r>
-            <w:proofErr w:type="spellEnd"/>
-            <w:r>
-              <w:rPr>
-                <w:color w:val="1A1A2E"/>
-                <w:sz w:val="20"/>
-                <w:szCs w:val="20"/>
-              </w:rPr>
-              <w:t xml:space="preserve"> </w:t>
-            </w:r>
-            <w:proofErr w:type="spellStart"/>
-            <w:r>
-              <w:rPr>
-                <w:color w:val="1A1A2E"/>
-                <w:sz w:val="20"/>
-                <w:szCs w:val="20"/>
-              </w:rPr>
-              <w:t>Pengurusan</w:t>
-            </w:r>
-            <w:proofErr w:type="spellEnd"/>
-            <w:r>
-              <w:rPr>
-                <w:color w:val="1A1A2E"/>
-                <w:sz w:val="20"/>
-                <w:szCs w:val="20"/>
-              </w:rPr>
-              <w:t xml:space="preserve"> </w:t>
-            </w:r>
-            <w:proofErr w:type="spellStart"/>
-            <w:r>
-              <w:rPr>
-                <w:color w:val="1A1A2E"/>
-                <w:sz w:val="20"/>
-                <w:szCs w:val="20"/>
-              </w:rPr>
-              <w:t>Balik</w:t>
-            </w:r>
-            <w:proofErr w:type="spellEnd"/>
-            <w:r>
-              <w:rPr>
-                <w:color w:val="1A1A2E"/>
-                <w:sz w:val="20"/>
-                <w:szCs w:val="20"/>
-              </w:rPr>
-              <w:t xml:space="preserve"> Nama </w:t>
-            </w:r>
-            <w:proofErr w:type="spellStart"/>
-            <w:r>
-              <w:rPr>
-                <w:color w:val="1A1A2E"/>
-                <w:sz w:val="20"/>
-                <w:szCs w:val="20"/>
-              </w:rPr>
-              <w:t>Sertifikat</w:t>
-            </w:r>
-            <w:proofErr w:type="spellEnd"/>
           </w:p>
         </w:tc>
         <w:tc>
@@ -4800,96 +4328,25 @@
             </w:tcMar>
           </w:tcPr>
           <w:p>
-            <w:proofErr w:type="spellStart"/>
+            <w:pPr>
+              <w:keepNext/>
+              <w:spacing w:after="0" w:line="260" w:lineRule="auto"/>
+            </w:pPr>
             <w:r>
               <w:rPr>
                 <w:color w:val="1A1A2E"/>
                 <w:sz w:val="20"/>
                 <w:szCs w:val="20"/>
               </w:rPr>
-              <w:t>Rp</w:t>
-            </w:r>
-            <w:proofErr w:type="spellEnd"/>
-            <w:r>
-              <w:rPr>
-                <w:color w:val="1A1A2E"/>
-                <w:sz w:val="20"/>
-                <w:szCs w:val="20"/>
-              </w:rPr>
-              <w:t>.</w:t>
-            </w:r>
-            <w:r>
-              <w:rPr>
-                <w:color w:val="1A1A2E"/>
-                <w:sz w:val="20"/>
-                <w:szCs w:val="20"/>
-              </w:rPr>
-              <w:t xml:space="preserve"> </w:t>
-            </w:r>
-            <w:r>
-              <w:rPr>
-                <w:color w:val="1A1A2E"/>
-                <w:sz w:val="20"/>
-                <w:szCs w:val="20"/>
-              </w:rPr>
-              <w:t>7.000.000</w:t>
-            </w:r>
-            <w:r>
-              <w:rPr>
-                <w:color w:val="1A1A2E"/>
-                <w:sz w:val="20"/>
-                <w:szCs w:val="20"/>
-              </w:rPr>
-              <w:br/>
-            </w:r>
-            <w:r>
-              <w:rPr>
-                <w:color w:val="1A1A2E"/>
-                <w:sz w:val="20"/>
-                <w:szCs w:val="20"/>
-              </w:rPr>
-              <w:t>(</w:t>
-            </w:r>
-            <w:proofErr w:type="spellStart"/>
-            <w:r>
-              <w:rPr>
-                <w:color w:val="1A1A2E"/>
-                <w:sz w:val="20"/>
-                <w:szCs w:val="20"/>
-              </w:rPr>
-              <w:t>tujuh</w:t>
-            </w:r>
-            <w:proofErr w:type="spellEnd"/>
-            <w:r>
-              <w:rPr>
-                <w:color w:val="1A1A2E"/>
-                <w:sz w:val="20"/>
-                <w:szCs w:val="20"/>
-              </w:rPr>
-              <w:t xml:space="preserve"> </w:t>
-            </w:r>
-            <w:proofErr w:type="spellStart"/>
-            <w:r>
-              <w:rPr>
-                <w:color w:val="1A1A2E"/>
-                <w:sz w:val="20"/>
-                <w:szCs w:val="20"/>
-              </w:rPr>
-              <w:t>juta</w:t>
-            </w:r>
-            <w:proofErr w:type="spellEnd"/>
-            <w:r>
-              <w:rPr>
-                <w:color w:val="1A1A2E"/>
-                <w:sz w:val="20"/>
-                <w:szCs w:val="20"/>
-              </w:rPr>
-              <w:t xml:space="preserve"> rupiah)</w:t>
+              <w:t xml:space="preserve">Rp {{uang_jaminan}} ({{terbilang_uang_jaminan}})</w:t>
             </w:r>
           </w:p>
         </w:tc>
       </w:tr>
       <w:tr>
+        <w:trPr>
+          <w:cantSplit/>
+        </w:trPr>
         <w:tc>
           <w:tcPr>
             <w:tcW w:w="4319" w:type="dxa"/>
@@ -4899,7 +4356,6 @@
               <w:bottom w:val="single" w:sz="4" w:space="0" w:color="D1D5DB"/>
               <w:right w:val="single" w:sz="4" w:space="0" w:color="D1D5DB"/>
             </w:tcBorders>
-            <w:shd w:val="clear" w:color="auto" w:fill="F7F8FA"/>
             <w:tcMar>
               <w:top w:w="120" w:type="dxa"/>
               <w:left w:w="180" w:type="dxa"/>
@@ -4908,57 +4364,18 @@
             </w:tcMar>
           </w:tcPr>
           <w:p>
-            <w:r>
-              <w:t>{{#termasuk_pengosongan}}</w:t>
-            </w:r>
-          </w:p>
-          <w:p>
-            <w:proofErr w:type="spellStart"/>
+            <w:pPr>
+              <w:keepNext/>
+              <w:spacing w:after="0" w:line="260" w:lineRule="auto"/>
+            </w:pPr>
             <w:r>
               <w:rPr>
                 <w:color w:val="1A1A2E"/>
                 <w:sz w:val="20"/>
                 <w:szCs w:val="20"/>
               </w:rPr>
-              <w:t>Kompensasi</w:t>
+              <w:t xml:space="preserve">Maksimal Penawaran (Max Bid)</w:t>
             </w:r>
-            <w:proofErr w:type="spellEnd"/>
-            <w:r>
-              <w:rPr>
-                <w:color w:val="1A1A2E"/>
-                <w:sz w:val="20"/>
-                <w:szCs w:val="20"/>
-              </w:rPr>
-              <w:t xml:space="preserve"> </w:t>
-            </w:r>
-            <w:proofErr w:type="spellStart"/>
-            <w:r>
-              <w:rPr>
-                <w:color w:val="1A1A2E"/>
-                <w:sz w:val="20"/>
-                <w:szCs w:val="20"/>
-              </w:rPr>
-              <w:t>Pengosongan</w:t>
-            </w:r>
-            <w:proofErr w:type="spellEnd"/>
-            <w:r>
-              <w:rPr>
-                <w:color w:val="1A1A2E"/>
-                <w:sz w:val="20"/>
-                <w:szCs w:val="20"/>
-              </w:rPr>
-              <w:t xml:space="preserve"> / </w:t>
-            </w:r>
-            <w:proofErr w:type="spellStart"/>
-            <w:r>
-              <w:rPr>
-                <w:color w:val="1A1A2E"/>
-                <w:sz w:val="20"/>
-                <w:szCs w:val="20"/>
-              </w:rPr>
-              <w:t>Eksekusi</w:t>
-            </w:r>
-            <w:proofErr w:type="spellEnd"/>
           </w:p>
         </w:tc>
         <w:tc>
@@ -4970,7 +4387,6 @@
               <w:bottom w:val="single" w:sz="4" w:space="0" w:color="D1D5DB"/>
               <w:right w:val="single" w:sz="4" w:space="0" w:color="D1D5DB"/>
             </w:tcBorders>
-            <w:shd w:val="clear" w:color="auto" w:fill="F7F8FA"/>
             <w:tcMar>
               <w:top w:w="120" w:type="dxa"/>
               <w:left w:w="180" w:type="dxa"/>
@@ -4979,64 +4395,216 @@
             </w:tcMar>
           </w:tcPr>
           <w:p>
-            <w:proofErr w:type="spellStart"/>
+            <w:pPr>
+              <w:keepNext/>
+              <w:spacing w:after="0" w:line="260" w:lineRule="auto"/>
+            </w:pPr>
             <w:r>
               <w:rPr>
                 <w:color w:val="1A1A2E"/>
                 <w:sz w:val="20"/>
                 <w:szCs w:val="20"/>
               </w:rPr>
-              <w:t>Rp</w:t>
+              <w:t xml:space="preserve">{{maksimum_bidding_display}}</w:t>
             </w:r>
-            <w:proofErr w:type="spellEnd"/>
+          </w:p>
+        </w:tc>
+      </w:tr>
+      <w:tr>
+        <w:trPr>
+          <w:cantSplit/>
+        </w:trPr>
+        <w:tc>
+          <w:tcPr>
+            <w:tcW w:w="4319" w:type="dxa"/>
+            <w:tcBorders>
+              <w:top w:val="single" w:sz="4" w:space="0" w:color="D1D5DB"/>
+              <w:left w:val="single" w:sz="4" w:space="0" w:color="D1D5DB"/>
+              <w:bottom w:val="single" w:sz="4" w:space="0" w:color="D1D5DB"/>
+              <w:right w:val="single" w:sz="4" w:space="0" w:color="D1D5DB"/>
+            </w:tcBorders>
+            <w:tcMar>
+              <w:top w:w="120" w:type="dxa"/>
+              <w:left w:w="180" w:type="dxa"/>
+              <w:bottom w:w="120" w:type="dxa"/>
+              <w:right w:w="180" w:type="dxa"/>
+            </w:tcMar>
+          </w:tcPr>
+          <w:p>
+            <w:pPr>
+              <w:keepNext/>
+              <w:spacing w:after="0" w:line="260" w:lineRule="auto"/>
+            </w:pPr>
             <w:r>
               <w:rPr>
                 <w:color w:val="1A1A2E"/>
                 <w:sz w:val="20"/>
                 <w:szCs w:val="20"/>
               </w:rPr>
-              <w:t>. {{</w:t>
+              <w:t xml:space="preserve">Komisi PIHAK KEDUA</w:t>
             </w:r>
-            <w:proofErr w:type="spellStart"/>
+          </w:p>
+        </w:tc>
+        <w:tc>
+          <w:tcPr>
+            <w:tcW w:w="3987" w:type="dxa"/>
+            <w:tcBorders>
+              <w:top w:val="single" w:sz="4" w:space="0" w:color="D1D5DB"/>
+              <w:left w:val="single" w:sz="4" w:space="0" w:color="D1D5DB"/>
+              <w:bottom w:val="single" w:sz="4" w:space="0" w:color="D1D5DB"/>
+              <w:right w:val="single" w:sz="4" w:space="0" w:color="D1D5DB"/>
+            </w:tcBorders>
+            <w:tcMar>
+              <w:top w:w="120" w:type="dxa"/>
+              <w:left w:w="180" w:type="dxa"/>
+              <w:bottom w:w="120" w:type="dxa"/>
+              <w:right w:w="180" w:type="dxa"/>
+            </w:tcMar>
+          </w:tcPr>
+          <w:p>
+            <w:pPr>
+              <w:keepNext/>
+              <w:spacing w:after="0" w:line="260" w:lineRule="auto"/>
+            </w:pPr>
             <w:r>
               <w:rPr>
                 <w:color w:val="1A1A2E"/>
                 <w:sz w:val="20"/>
                 <w:szCs w:val="20"/>
               </w:rPr>
-              <w:t>biaya_pengosongan</w:t>
+              <w:t xml:space="preserve">{{komisi_persen}}% dari Harga Menang Lelang</w:t>
             </w:r>
-            <w:proofErr w:type="spellEnd"/>
+          </w:p>
+        </w:tc>
+      </w:tr>
+      <w:tr>
+        <w:trPr>
+          <w:cantSplit/>
+        </w:trPr>
+        <w:tc>
+          <w:tcPr>
+            <w:tcW w:w="4319" w:type="dxa"/>
+            <w:tcBorders>
+              <w:top w:val="single" w:sz="4" w:space="0" w:color="D1D5DB"/>
+              <w:left w:val="single" w:sz="4" w:space="0" w:color="D1D5DB"/>
+              <w:bottom w:val="single" w:sz="4" w:space="0" w:color="D1D5DB"/>
+              <w:right w:val="single" w:sz="4" w:space="0" w:color="D1D5DB"/>
+            </w:tcBorders>
+            <w:tcMar>
+              <w:top w:w="120" w:type="dxa"/>
+              <w:left w:w="180" w:type="dxa"/>
+              <w:bottom w:w="120" w:type="dxa"/>
+              <w:right w:w="180" w:type="dxa"/>
+            </w:tcMar>
+          </w:tcPr>
+          <w:p>
+            <w:pPr>
+              <w:keepNext/>
+              <w:spacing w:after="0" w:line="260" w:lineRule="auto"/>
+            </w:pPr>
             <w:r>
               <w:rPr>
                 <w:color w:val="1A1A2E"/>
                 <w:sz w:val="20"/>
                 <w:szCs w:val="20"/>
               </w:rPr>
-              <w:t>}} ({{</w:t>
+              <w:t xml:space="preserve">Biaya Pengurusan Balik Nama Sertifikat</w:t>
             </w:r>
-            <w:proofErr w:type="spellStart"/>
+          </w:p>
+        </w:tc>
+        <w:tc>
+          <w:tcPr>
+            <w:tcW w:w="3987" w:type="dxa"/>
+            <w:tcBorders>
+              <w:top w:val="single" w:sz="4" w:space="0" w:color="D1D5DB"/>
+              <w:left w:val="single" w:sz="4" w:space="0" w:color="D1D5DB"/>
+              <w:bottom w:val="single" w:sz="4" w:space="0" w:color="D1D5DB"/>
+              <w:right w:val="single" w:sz="4" w:space="0" w:color="D1D5DB"/>
+            </w:tcBorders>
+            <w:tcMar>
+              <w:top w:w="120" w:type="dxa"/>
+              <w:left w:w="180" w:type="dxa"/>
+              <w:bottom w:w="120" w:type="dxa"/>
+              <w:right w:w="180" w:type="dxa"/>
+            </w:tcMar>
+          </w:tcPr>
+          <w:p>
+            <w:pPr>
+              <w:keepNext/>
+              <w:spacing w:after="0" w:line="260" w:lineRule="auto"/>
+            </w:pPr>
             <w:r>
               <w:rPr>
                 <w:color w:val="1A1A2E"/>
                 <w:sz w:val="20"/>
                 <w:szCs w:val="20"/>
               </w:rPr>
-              <w:t>terbilang_biaya_pengosongan</w:t>
+              <w:t xml:space="preserve">{{ketentuan_baliknama}}</w:t>
             </w:r>
-            <w:proofErr w:type="spellEnd"/>
+          </w:p>
+        </w:tc>
+      </w:tr>
+      <w:tr>
+        <w:trPr>
+          <w:cantSplit/>
+        </w:trPr>
+        <w:tc>
+          <w:tcPr>
+            <w:tcW w:w="4319" w:type="dxa"/>
+            <w:tcBorders>
+              <w:top w:val="single" w:sz="4" w:space="0" w:color="D1D5DB"/>
+              <w:left w:val="single" w:sz="4" w:space="0" w:color="D1D5DB"/>
+              <w:bottom w:val="single" w:sz="4" w:space="0" w:color="D1D5DB"/>
+              <w:right w:val="single" w:sz="4" w:space="0" w:color="D1D5DB"/>
+            </w:tcBorders>
+            <w:tcMar>
+              <w:top w:w="120" w:type="dxa"/>
+              <w:left w:w="180" w:type="dxa"/>
+              <w:bottom w:w="120" w:type="dxa"/>
+              <w:right w:w="180" w:type="dxa"/>
+            </w:tcMar>
+          </w:tcPr>
+          <w:p>
+            <w:pPr>
+              <w:spacing w:after="0" w:line="260" w:lineRule="auto"/>
+            </w:pPr>
             <w:r>
               <w:rPr>
                 <w:color w:val="1A1A2E"/>
                 <w:sz w:val="20"/>
                 <w:szCs w:val="20"/>
               </w:rPr>
-              <w:t>}})</w:t>
+              <w:t xml:space="preserve">Biaya Eksekusi Pengosongan (Worst Case)</w:t>
             </w:r>
           </w:p>
+        </w:tc>
+        <w:tc>
+          <w:tcPr>
+            <w:tcW w:w="3987" w:type="dxa"/>
+            <w:tcBorders>
+              <w:top w:val="single" w:sz="4" w:space="0" w:color="D1D5DB"/>
+              <w:left w:val="single" w:sz="4" w:space="0" w:color="D1D5DB"/>
+              <w:bottom w:val="single" w:sz="4" w:space="0" w:color="D1D5DB"/>
+              <w:right w:val="single" w:sz="4" w:space="0" w:color="D1D5DB"/>
+            </w:tcBorders>
+            <w:tcMar>
+              <w:top w:w="120" w:type="dxa"/>
+              <w:left w:w="180" w:type="dxa"/>
+              <w:bottom w:w="120" w:type="dxa"/>
+              <w:right w:w="180" w:type="dxa"/>
+            </w:tcMar>
+          </w:tcPr>
           <w:p>
+            <w:pPr>
+              <w:spacing w:after="0" w:line="260" w:lineRule="auto"/>
+            </w:pPr>
             <w:r>
-              <w:t>{{/termasuk_pengosongan}}</w:t>
+              <w:rPr>
+                <w:color w:val="1A1A2E"/>
+                <w:sz w:val="20"/>
+                <w:szCs w:val="20"/>
+              </w:rPr>
+              <w:t xml:space="preserve">Rp {{biaya_pengosongan}} ({{terbilang_biaya_pengosongan}})</w:t>
             </w:r>
           </w:p>
         </w:tc>
@@ -5044,11 +4612,33 @@
     </w:tbl>
     <w:p>
       <w:pPr>
-        <w:spacing w:before="80"/>
+        <w:spacing w:after="0" w:line="260" w:lineRule="auto"/>
       </w:pPr>
+      <w:r>
+        <w:rPr>
+          <w:color w:val="1A1A2E"/>
+          <w:sz w:val="20"/>
+          <w:szCs w:val="20"/>
+        </w:rPr>
+        <w:t xml:space="preserve"/>
+      </w:r>
     </w:p>
     <w:p>
       <w:pPr>
+        <w:spacing w:after="0" w:line="260" w:lineRule="auto"/>
+      </w:pPr>
+      <w:r>
+        <w:rPr>
+          <w:color w:val="1A1A2E"/>
+          <w:sz w:val="20"/>
+          <w:szCs w:val="20"/>
+        </w:rPr>
+        <w:t xml:space="preserve">Nominal akhir biaya pengurusan balik nama dihitung setelah Harga Menang Lelang ditetapkan. Jasa pengurusan dokumen sudah termasuk dalam rumus biaya balik nama pada tabel. Biaya eksekusi pengosongan menggunakan estimasi worst case; tempat perpindahan barang masih tentatif dan belum termasuk nominal tersebut.</w:t>
+      </w:r>
+    </w:p>
+    <w:p>
+      <w:pPr>
+        <w:keepNext/>
         <w:spacing w:before="320" w:after="120" w:line="360" w:lineRule="auto"/>
         <w:jc w:val="center"/>
       </w:pPr>
@@ -5074,6 +4664,7 @@
     </w:p>
     <w:p>
       <w:pPr>
+        <w:keepNext/>
         <w:spacing w:after="160" w:line="360" w:lineRule="auto"/>
         <w:jc w:val="both"/>
       </w:pPr>
@@ -5188,6 +4779,76 @@
           <w:color w:val="1A1A2E"/>
         </w:rPr>
         <w:t>:</w:t>
+      </w:r>
+    </w:p>
+    <w:p>
+      <w:pPr>
+        <w:keepLines/>
+        <w:spacing w:before="40" w:after="120" w:line="360" w:lineRule="auto"/>
+        <w:ind w:left="720" w:hanging="360"/>
+        <w:jc w:val="both"/>
+      </w:pPr>
+      <w:r>
+        <w:rPr>
+          <w:color w:val="1A1A2E"/>
+        </w:rPr>
+        <w:t xml:space="preserve">a.  </w:t>
+      </w:r>
+      <w:r>
+        <w:rPr>
+          <w:color w:val="1A1A2E"/>
+          <w:b/>
+          <w:bCs/>
+        </w:rPr>
+        <w:t xml:space="preserve">PIHAK PERTAMA</w:t>
+      </w:r>
+      <w:r>
+        <w:rPr>
+          <w:color w:val="1A1A2E"/>
+        </w:rPr>
+        <w:t xml:space="preserve"> menyetorkan Uang Tanda Jadi kepada </w:t>
+      </w:r>
+      <w:r>
+        <w:rPr>
+          <w:color w:val="1A1A2E"/>
+          <w:b/>
+          <w:bCs/>
+        </w:rPr>
+        <w:t xml:space="preserve">PIHAK KEDUA</w:t>
+      </w:r>
+      <w:r>
+        <w:rPr>
+          <w:color w:val="1A1A2E"/>
+        </w:rPr>
+        <w:t xml:space="preserve"> sebesar </w:t>
+      </w:r>
+      <w:r>
+        <w:rPr>
+          <w:color w:val="1A1A2E"/>
+          <w:b/>
+          <w:bCs/>
+        </w:rPr>
+        <w:t xml:space="preserve">Rp {{uang_tanda_jadi}} ({{terbilang_uang_tanda_jadi}})</w:t>
+      </w:r>
+      <w:r>
+        <w:rPr>
+          <w:color w:val="1A1A2E"/>
+        </w:rPr>
+        <w:t xml:space="preserve">. Penyetoran dilakukan setelah ketersediaan Objek Lelang dikonfirmasi dan Perjanjian ini disetujui </w:t>
+      </w:r>
+      <w:r>
+        <w:rPr>
+          <w:color w:val="1A1A2E"/>
+          <w:b/>
+          <w:bCs/>
+        </w:rPr>
+        <w:t xml:space="preserve">PARA PIHAK</w:t>
+      </w:r>
+      <w:r>
+        <w:rPr>
+          <w:color w:val="1A1A2E"/>
+        </w:rPr>
+        <w:t xml:space="preserve">. Uang Tanda Jadi ini terpisah dari Uang Jaminan Lelang;</w:t>
       </w:r>
     </w:p>
     <w:p>
@@ -5198,489 +4859,94 @@
       </w:pPr>
       <w:r>
         <w:rPr>
-          <w:b/>
-          <w:bCs/>
-          <w:color w:val="1A1A2E"/>
-        </w:rPr>
-        <w:t>a.</w:t>
-      </w:r>
-      <w:r>
-        <w:rPr>
-          <w:color w:val="1A1A2E"/>
-        </w:rPr>
-        <w:t xml:space="preserve">  </w:t>
-      </w:r>
-      <w:proofErr w:type="spellStart"/>
-      <w:r>
-        <w:rPr>
-          <w:color w:val="1A1A2E"/>
-        </w:rPr>
-        <w:t>Ketika</w:t>
-      </w:r>
-      <w:proofErr w:type="spellEnd"/>
-      <w:r>
-        <w:rPr>
-          <w:color w:val="1A1A2E"/>
-        </w:rPr>
-        <w:t xml:space="preserve"> </w:t>
-      </w:r>
-      <w:proofErr w:type="spellStart"/>
-      <w:r>
-        <w:rPr>
-          <w:color w:val="1A1A2E"/>
-        </w:rPr>
-        <w:t>lelang</w:t>
-      </w:r>
-      <w:proofErr w:type="spellEnd"/>
-      <w:r>
-        <w:rPr>
-          <w:color w:val="1A1A2E"/>
-        </w:rPr>
-        <w:t xml:space="preserve"> </w:t>
-      </w:r>
-      <w:proofErr w:type="spellStart"/>
-      <w:r>
-        <w:rPr>
-          <w:color w:val="1A1A2E"/>
-        </w:rPr>
-        <w:t>sudah</w:t>
-      </w:r>
-      <w:proofErr w:type="spellEnd"/>
-      <w:r>
-        <w:rPr>
-          <w:color w:val="1A1A2E"/>
-        </w:rPr>
-        <w:t xml:space="preserve"> </w:t>
-      </w:r>
-      <w:proofErr w:type="spellStart"/>
-      <w:r>
-        <w:rPr>
-          <w:color w:val="1A1A2E"/>
-        </w:rPr>
-        <w:t>dijadwalkan</w:t>
-      </w:r>
-      <w:proofErr w:type="spellEnd"/>
-      <w:r>
-        <w:rPr>
-          <w:color w:val="1A1A2E"/>
-        </w:rPr>
-        <w:t xml:space="preserve">, </w:t>
-      </w:r>
-      <w:r>
-        <w:rPr>
-          <w:b/>
-          <w:bCs/>
-          <w:color w:val="1A1A2E"/>
-        </w:rPr>
-        <w:t>PIHAK PERTAMA</w:t>
-      </w:r>
-      <w:r>
-        <w:rPr>
-          <w:color w:val="1A1A2E"/>
-        </w:rPr>
-        <w:t xml:space="preserve"> </w:t>
-      </w:r>
-      <w:proofErr w:type="spellStart"/>
-      <w:r>
-        <w:rPr>
-          <w:color w:val="1A1A2E"/>
-        </w:rPr>
-        <w:t>wajib</w:t>
-      </w:r>
-      <w:proofErr w:type="spellEnd"/>
-      <w:r>
-        <w:rPr>
-          <w:color w:val="1A1A2E"/>
-        </w:rPr>
-        <w:t xml:space="preserve"> </w:t>
-      </w:r>
-      <w:proofErr w:type="spellStart"/>
-      <w:r>
-        <w:rPr>
-          <w:color w:val="1A1A2E"/>
-        </w:rPr>
-        <w:t>menyetorkan</w:t>
-      </w:r>
-      <w:proofErr w:type="spellEnd"/>
-      <w:r>
-        <w:rPr>
-          <w:color w:val="1A1A2E"/>
-        </w:rPr>
-        <w:t xml:space="preserve"> </w:t>
-      </w:r>
-      <w:proofErr w:type="spellStart"/>
-      <w:r>
-        <w:rPr>
-          <w:color w:val="1A1A2E"/>
-        </w:rPr>
-        <w:t>Uang</w:t>
-      </w:r>
-      <w:proofErr w:type="spellEnd"/>
-      <w:r>
-        <w:rPr>
-          <w:color w:val="1A1A2E"/>
-        </w:rPr>
-        <w:t xml:space="preserve"> Deposit </w:t>
-      </w:r>
-      <w:proofErr w:type="spellStart"/>
-      <w:r>
-        <w:rPr>
-          <w:color w:val="1A1A2E"/>
-        </w:rPr>
-        <w:t>Jaminan</w:t>
-      </w:r>
-      <w:proofErr w:type="spellEnd"/>
-      <w:r>
-        <w:rPr>
-          <w:color w:val="1A1A2E"/>
-        </w:rPr>
-        <w:t xml:space="preserve"> </w:t>
-      </w:r>
-      <w:proofErr w:type="spellStart"/>
-      <w:r>
-        <w:rPr>
-          <w:color w:val="1A1A2E"/>
-        </w:rPr>
-        <w:t>Lelang</w:t>
-      </w:r>
-      <w:proofErr w:type="spellEnd"/>
-      <w:r>
-        <w:rPr>
-          <w:color w:val="1A1A2E"/>
-        </w:rPr>
-        <w:t xml:space="preserve"> </w:t>
-      </w:r>
-      <w:proofErr w:type="spellStart"/>
-      <w:r>
-        <w:rPr>
-          <w:color w:val="1A1A2E"/>
-        </w:rPr>
-        <w:t>sebesar</w:t>
-      </w:r>
-      <w:proofErr w:type="spellEnd"/>
-      <w:r>
-        <w:rPr>
-          <w:color w:val="1A1A2E"/>
-        </w:rPr>
-        <w:t xml:space="preserve"> </w:t>
-      </w:r>
-      <w:proofErr w:type="spellStart"/>
-      <w:r>
-        <w:rPr>
-          <w:b/>
-          <w:bCs/>
-          <w:color w:val="1A1A2E"/>
-        </w:rPr>
-        <w:t>Rp</w:t>
-      </w:r>
-      <w:proofErr w:type="spellEnd"/>
-      <w:r>
-        <w:rPr>
-          <w:b/>
-          <w:bCs/>
-          <w:color w:val="1A1A2E"/>
-        </w:rPr>
-        <w:t xml:space="preserve"> {{</w:t>
-      </w:r>
-      <w:proofErr w:type="spellStart"/>
-      <w:r>
-        <w:rPr>
-          <w:b/>
-          <w:bCs/>
-          <w:color w:val="1A1A2E"/>
-        </w:rPr>
-        <w:t>uang_jaminan</w:t>
-      </w:r>
-      <w:proofErr w:type="spellEnd"/>
-      <w:r>
-        <w:rPr>
-          <w:b/>
-          <w:bCs/>
-          <w:color w:val="1A1A2E"/>
-        </w:rPr>
-        <w:t>}}</w:t>
-      </w:r>
-      <w:r>
-        <w:rPr>
-          <w:color w:val="1A1A2E"/>
-        </w:rPr>
-        <w:t xml:space="preserve"> ({{</w:t>
-      </w:r>
-      <w:proofErr w:type="spellStart"/>
-      <w:r>
-        <w:rPr>
-          <w:color w:val="1A1A2E"/>
-        </w:rPr>
-        <w:t>terbilang_uang_jaminan</w:t>
-      </w:r>
-      <w:proofErr w:type="spellEnd"/>
-      <w:r>
-        <w:rPr>
-          <w:color w:val="1A1A2E"/>
-        </w:rPr>
-        <w:t xml:space="preserve">}}) </w:t>
-      </w:r>
-      <w:proofErr w:type="spellStart"/>
-      <w:r>
-        <w:rPr>
-          <w:color w:val="1A1A2E"/>
-        </w:rPr>
-        <w:t>atau</w:t>
-      </w:r>
-      <w:proofErr w:type="spellEnd"/>
-      <w:r>
-        <w:rPr>
-          <w:color w:val="1A1A2E"/>
-        </w:rPr>
-        <w:t xml:space="preserve"> </w:t>
-      </w:r>
-      <w:proofErr w:type="spellStart"/>
-      <w:r>
-        <w:rPr>
-          <w:color w:val="1A1A2E"/>
-        </w:rPr>
-        <w:t>sesuai</w:t>
-      </w:r>
-      <w:proofErr w:type="spellEnd"/>
-      <w:r>
-        <w:rPr>
-          <w:color w:val="1A1A2E"/>
-        </w:rPr>
-        <w:t xml:space="preserve"> </w:t>
-      </w:r>
-      <w:proofErr w:type="spellStart"/>
-      <w:r>
-        <w:rPr>
-          <w:color w:val="1A1A2E"/>
-        </w:rPr>
-        <w:t>ketentuan</w:t>
-      </w:r>
-      <w:proofErr w:type="spellEnd"/>
-      <w:r>
-        <w:rPr>
-          <w:color w:val="1A1A2E"/>
-        </w:rPr>
-        <w:t xml:space="preserve"> </w:t>
-      </w:r>
-      <w:proofErr w:type="spellStart"/>
-      <w:r>
-        <w:rPr>
-          <w:color w:val="1A1A2E"/>
-        </w:rPr>
-        <w:t>lelang</w:t>
-      </w:r>
-      <w:proofErr w:type="spellEnd"/>
-      <w:r>
-        <w:rPr>
-          <w:color w:val="1A1A2E"/>
-        </w:rPr>
-        <w:t xml:space="preserve"> yang </w:t>
-      </w:r>
-      <w:proofErr w:type="spellStart"/>
-      <w:r>
-        <w:rPr>
-          <w:color w:val="1A1A2E"/>
-        </w:rPr>
-        <w:t>berlaku</w:t>
-      </w:r>
-      <w:proofErr w:type="spellEnd"/>
-      <w:r>
-        <w:rPr>
-          <w:color w:val="1A1A2E"/>
-        </w:rPr>
-        <w:t xml:space="preserve">. </w:t>
-      </w:r>
-      <w:proofErr w:type="spellStart"/>
-      <w:r>
-        <w:rPr>
-          <w:color w:val="1A1A2E"/>
-        </w:rPr>
-        <w:t>Uang</w:t>
-      </w:r>
-      <w:proofErr w:type="spellEnd"/>
-      <w:r>
-        <w:rPr>
-          <w:color w:val="1A1A2E"/>
-        </w:rPr>
-        <w:t xml:space="preserve"> </w:t>
-      </w:r>
-      <w:r>
-        <w:rPr>
-          <w:color w:val="1A1A2E"/>
-        </w:rPr>
-        <w:lastRenderedPageBreak/>
-        <w:t xml:space="preserve">Deposit </w:t>
-      </w:r>
-      <w:proofErr w:type="spellStart"/>
-      <w:r>
-        <w:rPr>
-          <w:color w:val="1A1A2E"/>
-        </w:rPr>
-        <w:t>Jaminan</w:t>
-      </w:r>
-      <w:proofErr w:type="spellEnd"/>
-      <w:r>
-        <w:rPr>
-          <w:color w:val="1A1A2E"/>
-        </w:rPr>
-        <w:t xml:space="preserve"> </w:t>
-      </w:r>
-      <w:proofErr w:type="spellStart"/>
-      <w:r>
-        <w:rPr>
-          <w:color w:val="1A1A2E"/>
-        </w:rPr>
-        <w:t>Lelang</w:t>
-      </w:r>
-      <w:proofErr w:type="spellEnd"/>
-      <w:r>
-        <w:rPr>
-          <w:color w:val="1A1A2E"/>
-        </w:rPr>
-        <w:t xml:space="preserve"> </w:t>
-      </w:r>
-      <w:proofErr w:type="spellStart"/>
-      <w:r>
-        <w:rPr>
-          <w:color w:val="1A1A2E"/>
-        </w:rPr>
-        <w:t>tersebut</w:t>
-      </w:r>
-      <w:proofErr w:type="spellEnd"/>
-      <w:r>
-        <w:rPr>
-          <w:color w:val="1A1A2E"/>
-        </w:rPr>
-        <w:t xml:space="preserve"> </w:t>
-      </w:r>
-      <w:proofErr w:type="spellStart"/>
-      <w:r>
-        <w:rPr>
-          <w:color w:val="1A1A2E"/>
-        </w:rPr>
-        <w:t>akan</w:t>
-      </w:r>
-      <w:proofErr w:type="spellEnd"/>
-      <w:r>
-        <w:rPr>
-          <w:color w:val="1A1A2E"/>
-        </w:rPr>
-        <w:t xml:space="preserve"> </w:t>
-      </w:r>
-      <w:proofErr w:type="spellStart"/>
-      <w:r>
-        <w:rPr>
-          <w:color w:val="1A1A2E"/>
-        </w:rPr>
-        <w:t>disetorkan</w:t>
-      </w:r>
-      <w:proofErr w:type="spellEnd"/>
-      <w:r>
-        <w:rPr>
-          <w:color w:val="1A1A2E"/>
-        </w:rPr>
-        <w:t xml:space="preserve"> </w:t>
-      </w:r>
-      <w:proofErr w:type="spellStart"/>
-      <w:r>
-        <w:rPr>
-          <w:color w:val="1A1A2E"/>
-        </w:rPr>
-        <w:t>oleh</w:t>
-      </w:r>
-      <w:proofErr w:type="spellEnd"/>
-      <w:r>
-        <w:rPr>
-          <w:color w:val="1A1A2E"/>
-        </w:rPr>
-        <w:t xml:space="preserve"> </w:t>
-      </w:r>
-      <w:r>
-        <w:rPr>
-          <w:b/>
-          <w:bCs/>
-          <w:color w:val="1A1A2E"/>
-        </w:rPr>
-        <w:t>PIHAK PERTAMA</w:t>
-      </w:r>
-      <w:r>
-        <w:rPr>
-          <w:color w:val="1A1A2E"/>
-        </w:rPr>
-        <w:t xml:space="preserve"> </w:t>
-      </w:r>
-      <w:proofErr w:type="spellStart"/>
-      <w:r>
-        <w:rPr>
-          <w:color w:val="1A1A2E"/>
-        </w:rPr>
-        <w:t>ke</w:t>
-      </w:r>
-      <w:proofErr w:type="spellEnd"/>
-      <w:r>
-        <w:rPr>
-          <w:color w:val="1A1A2E"/>
-        </w:rPr>
-        <w:t xml:space="preserve"> </w:t>
-      </w:r>
-      <w:proofErr w:type="spellStart"/>
-      <w:r>
-        <w:rPr>
-          <w:color w:val="1A1A2E"/>
-        </w:rPr>
-        <w:t>rekening</w:t>
-      </w:r>
-      <w:proofErr w:type="spellEnd"/>
-      <w:r>
-        <w:rPr>
-          <w:color w:val="1A1A2E"/>
-        </w:rPr>
-        <w:t xml:space="preserve"> Virtual Account KPKNL </w:t>
-      </w:r>
-      <w:proofErr w:type="spellStart"/>
-      <w:r>
-        <w:rPr>
-          <w:color w:val="1A1A2E"/>
-        </w:rPr>
-        <w:t>sesuai</w:t>
-      </w:r>
-      <w:proofErr w:type="spellEnd"/>
-      <w:r>
-        <w:rPr>
-          <w:color w:val="1A1A2E"/>
-        </w:rPr>
-        <w:t xml:space="preserve"> </w:t>
-      </w:r>
-      <w:proofErr w:type="spellStart"/>
-      <w:r>
-        <w:rPr>
-          <w:color w:val="1A1A2E"/>
-        </w:rPr>
-        <w:t>ketentuan</w:t>
-      </w:r>
-      <w:proofErr w:type="spellEnd"/>
-      <w:r>
-        <w:rPr>
-          <w:color w:val="1A1A2E"/>
-        </w:rPr>
-        <w:t xml:space="preserve"> yang </w:t>
-      </w:r>
-      <w:proofErr w:type="spellStart"/>
-      <w:r>
-        <w:rPr>
-          <w:color w:val="1A1A2E"/>
-        </w:rPr>
-        <w:t>berlaku</w:t>
-      </w:r>
-      <w:proofErr w:type="spellEnd"/>
-      <w:r>
-        <w:rPr>
-          <w:color w:val="1A1A2E"/>
-        </w:rPr>
-        <w:t>;</w:t>
-      </w:r>
-      <w:bookmarkStart w:id="0" w:name="_GoBack"/>
-      <w:bookmarkEnd w:id="0"/>
+          <w:color w:val="1A1A2E"/>
+        </w:rPr>
+        <w:t xml:space="preserve">b.  Setelah akun lelang atas nama </w:t>
+      </w:r>
+      <w:r>
+        <w:rPr>
+          <w:b/>
+          <w:bCs/>
+          <w:color w:val="1A1A2E"/>
+        </w:rPr>
+        <w:t xml:space="preserve">PIHAK PERTAMA</w:t>
+      </w:r>
+      <w:r>
+        <w:rPr>
+          <w:color w:val="1A1A2E"/>
+        </w:rPr>
+        <w:t xml:space="preserve"> siap dan lelang dijadwalkan, </w:t>
+      </w:r>
+      <w:r>
+        <w:rPr>
+          <w:b/>
+          <w:bCs/>
+          <w:color w:val="1A1A2E"/>
+        </w:rPr>
+        <w:t xml:space="preserve">PIHAK PERTAMA</w:t>
+      </w:r>
+      <w:r>
+        <w:rPr>
+          <w:color w:val="1A1A2E"/>
+        </w:rPr>
+        <w:t xml:space="preserve"> menyetorkan Uang Jaminan Lelang sebesar Rp </w:t>
+      </w:r>
+      <w:r>
+        <w:rPr>
+          <w:b/>
+          <w:bCs/>
+          <w:color w:val="1A1A2E"/>
+        </w:rPr>
+        <w:t xml:space="preserve">{{uang_jaminan}}</w:t>
+      </w:r>
+      <w:r>
+        <w:rPr>
+          <w:color w:val="1A1A2E"/>
+        </w:rPr>
+        <w:t xml:space="preserve"> (</w:t>
+      </w:r>
+      <w:r>
+        <w:rPr>
+          <w:b/>
+          <w:bCs/>
+          <w:color w:val="1A1A2E"/>
+        </w:rPr>
+        <w:t xml:space="preserve">{{terbilang_uang_jaminan}}</w:t>
+      </w:r>
+      <w:r>
+        <w:rPr>
+          <w:color w:val="1A1A2E"/>
+        </w:rPr>
+        <w:t xml:space="preserve">) atau sesuai ketentuan penyelenggara, melalui Virtual Account resmi kepesertaan lelang atas nama </w:t>
+      </w:r>
+      <w:r>
+        <w:rPr>
+          <w:b/>
+          <w:bCs/>
+          <w:color w:val="1A1A2E"/>
+        </w:rPr>
+        <w:t xml:space="preserve">PIHAK PERTAMA</w:t>
+      </w:r>
+      <w:r>
+        <w:rPr>
+          <w:color w:val="1A1A2E"/>
+        </w:rPr>
+        <w:t xml:space="preserve"> sesuai instruksi pada akun lelang. Uang Jaminan Lelang tidak disetorkan ke rekening </w:t>
+      </w:r>
+      <w:r>
+        <w:rPr>
+          <w:b/>
+          <w:bCs/>
+          <w:color w:val="1A1A2E"/>
+        </w:rPr>
+        <w:t xml:space="preserve">PIHAK KEDUA</w:t>
+      </w:r>
+      <w:r>
+        <w:rPr>
+          <w:color w:val="1A1A2E"/>
+        </w:rPr>
+        <w:t xml:space="preserve">. Apabila menang lelang, Uang Jaminan Lelang diperhitungkan sebagai bagian pembayaran harga lelang;</w:t>
+      </w:r>
     </w:p>
     <w:p>
       <w:pPr>
@@ -5690,263 +4956,23 @@
       </w:pPr>
       <w:r>
         <w:rPr>
-          <w:b/>
-          <w:bCs/>
-          <w:color w:val="1A1A2E"/>
-        </w:rPr>
-        <w:t>b.</w:t>
-      </w:r>
-      <w:r>
-        <w:rPr>
-          <w:color w:val="1A1A2E"/>
-        </w:rPr>
-        <w:t xml:space="preserve">  </w:t>
-      </w:r>
-      <w:proofErr w:type="spellStart"/>
-      <w:r>
-        <w:rPr>
-          <w:color w:val="1A1A2E"/>
-        </w:rPr>
-        <w:t>Sesuai</w:t>
-      </w:r>
-      <w:proofErr w:type="spellEnd"/>
-      <w:r>
-        <w:rPr>
-          <w:color w:val="1A1A2E"/>
-        </w:rPr>
-        <w:t xml:space="preserve"> </w:t>
-      </w:r>
-      <w:proofErr w:type="spellStart"/>
-      <w:r>
-        <w:rPr>
-          <w:color w:val="1A1A2E"/>
-        </w:rPr>
-        <w:t>dengan</w:t>
-      </w:r>
-      <w:proofErr w:type="spellEnd"/>
-      <w:r>
-        <w:rPr>
-          <w:color w:val="1A1A2E"/>
-        </w:rPr>
-        <w:t xml:space="preserve"> </w:t>
-      </w:r>
-      <w:proofErr w:type="spellStart"/>
-      <w:r>
-        <w:rPr>
-          <w:color w:val="1A1A2E"/>
-        </w:rPr>
-        <w:t>ketentuan</w:t>
-      </w:r>
-      <w:proofErr w:type="spellEnd"/>
-      <w:r>
-        <w:rPr>
-          <w:color w:val="1A1A2E"/>
-        </w:rPr>
-        <w:t xml:space="preserve"> </w:t>
-      </w:r>
-      <w:proofErr w:type="spellStart"/>
-      <w:r>
-        <w:rPr>
-          <w:color w:val="1A1A2E"/>
-        </w:rPr>
-        <w:t>Lelang</w:t>
-      </w:r>
-      <w:proofErr w:type="spellEnd"/>
-      <w:r>
-        <w:rPr>
-          <w:color w:val="1A1A2E"/>
-        </w:rPr>
-        <w:t xml:space="preserve"> KPKNL, </w:t>
-      </w:r>
-      <w:proofErr w:type="spellStart"/>
-      <w:r>
-        <w:rPr>
-          <w:color w:val="1A1A2E"/>
-        </w:rPr>
-        <w:t>pelunasan</w:t>
-      </w:r>
-      <w:proofErr w:type="spellEnd"/>
-      <w:r>
-        <w:rPr>
-          <w:color w:val="1A1A2E"/>
-        </w:rPr>
-        <w:t xml:space="preserve"> </w:t>
-      </w:r>
-      <w:proofErr w:type="spellStart"/>
-      <w:r>
-        <w:rPr>
-          <w:color w:val="1A1A2E"/>
-        </w:rPr>
-        <w:t>harga</w:t>
-      </w:r>
-      <w:proofErr w:type="spellEnd"/>
-      <w:r>
-        <w:rPr>
-          <w:color w:val="1A1A2E"/>
-        </w:rPr>
-        <w:t xml:space="preserve"> </w:t>
-      </w:r>
-      <w:proofErr w:type="spellStart"/>
-      <w:r>
-        <w:rPr>
-          <w:color w:val="1A1A2E"/>
-        </w:rPr>
-        <w:t>pembelian</w:t>
-      </w:r>
-      <w:proofErr w:type="spellEnd"/>
-      <w:r>
-        <w:rPr>
-          <w:color w:val="1A1A2E"/>
-        </w:rPr>
-        <w:t xml:space="preserve"> </w:t>
-      </w:r>
-      <w:proofErr w:type="spellStart"/>
-      <w:r>
-        <w:rPr>
-          <w:color w:val="1A1A2E"/>
-        </w:rPr>
-        <w:t>dilakukan</w:t>
-      </w:r>
-      <w:proofErr w:type="spellEnd"/>
-      <w:r>
-        <w:rPr>
-          <w:color w:val="1A1A2E"/>
-        </w:rPr>
-        <w:t xml:space="preserve"> paling </w:t>
-      </w:r>
-      <w:proofErr w:type="spellStart"/>
-      <w:r>
-        <w:rPr>
-          <w:color w:val="1A1A2E"/>
-        </w:rPr>
-        <w:t>lambat</w:t>
-      </w:r>
-      <w:proofErr w:type="spellEnd"/>
-      <w:r>
-        <w:rPr>
-          <w:color w:val="1A1A2E"/>
-        </w:rPr>
-        <w:t xml:space="preserve"> </w:t>
-      </w:r>
-      <w:r>
-        <w:rPr>
-          <w:b/>
-          <w:bCs/>
-          <w:color w:val="1A1A2E"/>
-        </w:rPr>
-        <w:t xml:space="preserve">H+5 (lima </w:t>
-      </w:r>
-      <w:proofErr w:type="spellStart"/>
-      <w:r>
-        <w:rPr>
-          <w:b/>
-          <w:bCs/>
-          <w:color w:val="1A1A2E"/>
-        </w:rPr>
-        <w:t>hari</w:t>
-      </w:r>
-      <w:proofErr w:type="spellEnd"/>
-      <w:r>
-        <w:rPr>
-          <w:b/>
-          <w:bCs/>
-          <w:color w:val="1A1A2E"/>
-        </w:rPr>
-        <w:t xml:space="preserve"> </w:t>
-      </w:r>
-      <w:proofErr w:type="spellStart"/>
-      <w:r>
-        <w:rPr>
-          <w:b/>
-          <w:bCs/>
-          <w:color w:val="1A1A2E"/>
-        </w:rPr>
-        <w:t>kerja</w:t>
-      </w:r>
-      <w:proofErr w:type="spellEnd"/>
-      <w:r>
-        <w:rPr>
-          <w:b/>
-          <w:bCs/>
-          <w:color w:val="1A1A2E"/>
-        </w:rPr>
-        <w:t>)</w:t>
-      </w:r>
-      <w:r>
-        <w:rPr>
-          <w:color w:val="1A1A2E"/>
-        </w:rPr>
-        <w:t xml:space="preserve"> </w:t>
-      </w:r>
-      <w:proofErr w:type="spellStart"/>
-      <w:r>
-        <w:rPr>
-          <w:color w:val="1A1A2E"/>
-        </w:rPr>
-        <w:t>setelah</w:t>
-      </w:r>
-      <w:proofErr w:type="spellEnd"/>
-      <w:r>
-        <w:rPr>
-          <w:color w:val="1A1A2E"/>
-        </w:rPr>
-        <w:t xml:space="preserve"> </w:t>
-      </w:r>
-      <w:r>
-        <w:rPr>
-          <w:b/>
-          <w:bCs/>
-          <w:color w:val="1A1A2E"/>
-        </w:rPr>
-        <w:t>PIHAK PERTAMA</w:t>
-      </w:r>
-      <w:r>
-        <w:rPr>
-          <w:color w:val="1A1A2E"/>
-        </w:rPr>
-        <w:t xml:space="preserve"> </w:t>
-      </w:r>
-      <w:proofErr w:type="spellStart"/>
-      <w:r>
-        <w:rPr>
-          <w:color w:val="1A1A2E"/>
-        </w:rPr>
-        <w:t>dinyatakan</w:t>
-      </w:r>
-      <w:proofErr w:type="spellEnd"/>
-      <w:r>
-        <w:rPr>
-          <w:color w:val="1A1A2E"/>
-        </w:rPr>
-        <w:t xml:space="preserve"> </w:t>
-      </w:r>
-      <w:proofErr w:type="spellStart"/>
-      <w:r>
-        <w:rPr>
-          <w:color w:val="1A1A2E"/>
-        </w:rPr>
-        <w:t>menang</w:t>
-      </w:r>
-      <w:proofErr w:type="spellEnd"/>
-      <w:r>
-        <w:rPr>
-          <w:color w:val="1A1A2E"/>
-        </w:rPr>
-        <w:t xml:space="preserve"> </w:t>
-      </w:r>
-      <w:proofErr w:type="spellStart"/>
-      <w:r>
-        <w:rPr>
-          <w:color w:val="1A1A2E"/>
-        </w:rPr>
-        <w:t>lelang</w:t>
-      </w:r>
-      <w:proofErr w:type="spellEnd"/>
-      <w:r>
-        <w:rPr>
-          <w:color w:val="1A1A2E"/>
-        </w:rPr>
-        <w:t>;</w:t>
+          <w:color w:val="1A1A2E"/>
+        </w:rPr>
+        <w:t xml:space="preserve">c.  Sesuai dengan ketentuan Lelang KPKNL, pelunasan harga pembelian dilakukan paling lambat H+5 (lima hari kerja) setelah </w:t>
+      </w:r>
+      <w:r>
+        <w:rPr>
+          <w:b/>
+          <w:bCs/>
+          <w:color w:val="1A1A2E"/>
+        </w:rPr>
+        <w:t xml:space="preserve">PIHAK PERTAMA</w:t>
+      </w:r>
+      <w:r>
+        <w:rPr>
+          <w:color w:val="1A1A2E"/>
+        </w:rPr>
+        <w:t xml:space="preserve"> dinyatakan menang lelang;</w:t>
       </w:r>
     </w:p>
     <w:p>
@@ -5957,351 +4983,51 @@
       </w:pPr>
       <w:r>
         <w:rPr>
-          <w:b/>
-          <w:bCs/>
-          <w:color w:val="1A1A2E"/>
-        </w:rPr>
-        <w:t>c.</w:t>
-      </w:r>
-      <w:r>
-        <w:rPr>
-          <w:color w:val="1A1A2E"/>
-        </w:rPr>
-        <w:t xml:space="preserve">  </w:t>
-      </w:r>
-      <w:proofErr w:type="spellStart"/>
-      <w:r>
-        <w:rPr>
-          <w:color w:val="1A1A2E"/>
-        </w:rPr>
-        <w:t>Sesuai</w:t>
-      </w:r>
-      <w:proofErr w:type="spellEnd"/>
-      <w:r>
-        <w:rPr>
-          <w:color w:val="1A1A2E"/>
-        </w:rPr>
-        <w:t xml:space="preserve"> </w:t>
-      </w:r>
-      <w:proofErr w:type="spellStart"/>
-      <w:r>
-        <w:rPr>
-          <w:color w:val="1A1A2E"/>
-        </w:rPr>
-        <w:t>ketentuan</w:t>
-      </w:r>
-      <w:proofErr w:type="spellEnd"/>
-      <w:r>
-        <w:rPr>
-          <w:color w:val="1A1A2E"/>
-        </w:rPr>
-        <w:t xml:space="preserve"> </w:t>
-      </w:r>
-      <w:proofErr w:type="spellStart"/>
-      <w:r>
-        <w:rPr>
-          <w:color w:val="1A1A2E"/>
-        </w:rPr>
-        <w:t>dalam</w:t>
-      </w:r>
-      <w:proofErr w:type="spellEnd"/>
-      <w:r>
-        <w:rPr>
-          <w:color w:val="1A1A2E"/>
-        </w:rPr>
-        <w:t xml:space="preserve"> </w:t>
-      </w:r>
-      <w:proofErr w:type="spellStart"/>
-      <w:r>
-        <w:rPr>
-          <w:color w:val="1A1A2E"/>
-        </w:rPr>
-        <w:t>Pasal</w:t>
-      </w:r>
-      <w:proofErr w:type="spellEnd"/>
-      <w:r>
-        <w:rPr>
-          <w:color w:val="1A1A2E"/>
-        </w:rPr>
-        <w:t xml:space="preserve"> 3, </w:t>
-      </w:r>
-      <w:proofErr w:type="spellStart"/>
-      <w:r>
-        <w:rPr>
-          <w:color w:val="1A1A2E"/>
-        </w:rPr>
-        <w:t>pembayaran</w:t>
-      </w:r>
-      <w:proofErr w:type="spellEnd"/>
-      <w:r>
-        <w:rPr>
-          <w:color w:val="1A1A2E"/>
-        </w:rPr>
-        <w:t xml:space="preserve"> </w:t>
-      </w:r>
-      <w:proofErr w:type="spellStart"/>
-      <w:r>
-        <w:rPr>
-          <w:color w:val="1A1A2E"/>
-        </w:rPr>
-        <w:t>komisi</w:t>
-      </w:r>
-      <w:proofErr w:type="spellEnd"/>
-      <w:r>
-        <w:rPr>
-          <w:color w:val="1A1A2E"/>
-        </w:rPr>
-        <w:t xml:space="preserve"> </w:t>
-      </w:r>
-      <w:proofErr w:type="spellStart"/>
-      <w:r>
-        <w:rPr>
-          <w:color w:val="1A1A2E"/>
-        </w:rPr>
-        <w:t>dan</w:t>
-      </w:r>
-      <w:proofErr w:type="spellEnd"/>
-      <w:r>
-        <w:rPr>
-          <w:color w:val="1A1A2E"/>
-        </w:rPr>
-        <w:t xml:space="preserve"> </w:t>
-      </w:r>
-      <w:proofErr w:type="spellStart"/>
-      <w:r>
-        <w:rPr>
-          <w:color w:val="1A1A2E"/>
-        </w:rPr>
-        <w:t>biaya-biaya</w:t>
-      </w:r>
-      <w:proofErr w:type="spellEnd"/>
-      <w:r>
-        <w:rPr>
-          <w:color w:val="1A1A2E"/>
-        </w:rPr>
-        <w:t xml:space="preserve"> </w:t>
-      </w:r>
-      <w:proofErr w:type="spellStart"/>
-      <w:r>
-        <w:rPr>
-          <w:color w:val="1A1A2E"/>
-        </w:rPr>
-        <w:t>oleh</w:t>
-      </w:r>
-      <w:proofErr w:type="spellEnd"/>
-      <w:r>
-        <w:rPr>
-          <w:color w:val="1A1A2E"/>
-        </w:rPr>
-        <w:t xml:space="preserve"> </w:t>
-      </w:r>
-      <w:r>
-        <w:rPr>
-          <w:b/>
-          <w:bCs/>
-          <w:color w:val="1A1A2E"/>
-        </w:rPr>
-        <w:t>PIHAK PERTAMA</w:t>
-      </w:r>
-      <w:r>
-        <w:rPr>
-          <w:color w:val="1A1A2E"/>
-        </w:rPr>
-        <w:t xml:space="preserve"> </w:t>
-      </w:r>
-      <w:proofErr w:type="spellStart"/>
-      <w:r>
-        <w:rPr>
-          <w:color w:val="1A1A2E"/>
-        </w:rPr>
-        <w:t>kepada</w:t>
-      </w:r>
-      <w:proofErr w:type="spellEnd"/>
-      <w:r>
-        <w:rPr>
-          <w:color w:val="1A1A2E"/>
-        </w:rPr>
-        <w:t xml:space="preserve"> </w:t>
-      </w:r>
-      <w:r>
-        <w:rPr>
-          <w:b/>
-          <w:bCs/>
-          <w:color w:val="1A1A2E"/>
-        </w:rPr>
-        <w:t>PIHAK KEDUA</w:t>
-      </w:r>
-      <w:r>
-        <w:rPr>
-          <w:color w:val="1A1A2E"/>
-        </w:rPr>
-        <w:t xml:space="preserve"> </w:t>
-      </w:r>
-      <w:proofErr w:type="spellStart"/>
-      <w:r>
-        <w:rPr>
-          <w:color w:val="1A1A2E"/>
-        </w:rPr>
-        <w:t>dilakukan</w:t>
-      </w:r>
-      <w:proofErr w:type="spellEnd"/>
-      <w:r>
-        <w:rPr>
-          <w:color w:val="1A1A2E"/>
-        </w:rPr>
-        <w:t xml:space="preserve"> paling </w:t>
-      </w:r>
-      <w:proofErr w:type="spellStart"/>
-      <w:r>
-        <w:rPr>
-          <w:color w:val="1A1A2E"/>
-        </w:rPr>
-        <w:t>lambat</w:t>
-      </w:r>
-      <w:proofErr w:type="spellEnd"/>
-      <w:r>
-        <w:rPr>
-          <w:color w:val="1A1A2E"/>
-        </w:rPr>
-        <w:t xml:space="preserve"> </w:t>
-      </w:r>
-      <w:r>
-        <w:rPr>
-          <w:b/>
-          <w:bCs/>
-          <w:color w:val="1A1A2E"/>
-        </w:rPr>
-        <w:t>H+3 (</w:t>
-      </w:r>
-      <w:proofErr w:type="spellStart"/>
-      <w:r>
-        <w:rPr>
-          <w:b/>
-          <w:bCs/>
-          <w:color w:val="1A1A2E"/>
-        </w:rPr>
-        <w:t>tiga</w:t>
-      </w:r>
-      <w:proofErr w:type="spellEnd"/>
-      <w:r>
-        <w:rPr>
-          <w:b/>
-          <w:bCs/>
-          <w:color w:val="1A1A2E"/>
-        </w:rPr>
-        <w:t xml:space="preserve"> </w:t>
-      </w:r>
-      <w:proofErr w:type="spellStart"/>
-      <w:r>
-        <w:rPr>
-          <w:b/>
-          <w:bCs/>
-          <w:color w:val="1A1A2E"/>
-        </w:rPr>
-        <w:t>hari</w:t>
-      </w:r>
-      <w:proofErr w:type="spellEnd"/>
-      <w:r>
-        <w:rPr>
-          <w:b/>
-          <w:bCs/>
-          <w:color w:val="1A1A2E"/>
-        </w:rPr>
-        <w:t xml:space="preserve"> </w:t>
-      </w:r>
-      <w:proofErr w:type="spellStart"/>
-      <w:r>
-        <w:rPr>
-          <w:b/>
-          <w:bCs/>
-          <w:color w:val="1A1A2E"/>
-        </w:rPr>
-        <w:t>kerja</w:t>
-      </w:r>
-      <w:proofErr w:type="spellEnd"/>
-      <w:r>
-        <w:rPr>
-          <w:b/>
-          <w:bCs/>
-          <w:color w:val="1A1A2E"/>
-        </w:rPr>
-        <w:t>)</w:t>
-      </w:r>
-      <w:r>
-        <w:rPr>
-          <w:color w:val="1A1A2E"/>
-        </w:rPr>
-        <w:t xml:space="preserve"> </w:t>
-      </w:r>
-      <w:proofErr w:type="spellStart"/>
-      <w:r>
-        <w:rPr>
-          <w:color w:val="1A1A2E"/>
-        </w:rPr>
-        <w:t>setelah</w:t>
-      </w:r>
-      <w:proofErr w:type="spellEnd"/>
-      <w:r>
-        <w:rPr>
-          <w:color w:val="1A1A2E"/>
-        </w:rPr>
-        <w:t xml:space="preserve"> </w:t>
-      </w:r>
-      <w:r>
-        <w:rPr>
-          <w:b/>
-          <w:bCs/>
-          <w:color w:val="1A1A2E"/>
-        </w:rPr>
-        <w:t>PIHAK PERTAMA</w:t>
-      </w:r>
-      <w:r>
-        <w:rPr>
-          <w:color w:val="1A1A2E"/>
-        </w:rPr>
-        <w:t xml:space="preserve"> </w:t>
-      </w:r>
-      <w:proofErr w:type="spellStart"/>
-      <w:r>
-        <w:rPr>
-          <w:color w:val="1A1A2E"/>
-        </w:rPr>
-        <w:t>dinyatakan</w:t>
-      </w:r>
-      <w:proofErr w:type="spellEnd"/>
-      <w:r>
-        <w:rPr>
-          <w:color w:val="1A1A2E"/>
-        </w:rPr>
-        <w:t xml:space="preserve"> </w:t>
-      </w:r>
-      <w:proofErr w:type="spellStart"/>
-      <w:r>
-        <w:rPr>
-          <w:color w:val="1A1A2E"/>
-        </w:rPr>
-        <w:t>menang</w:t>
-      </w:r>
-      <w:proofErr w:type="spellEnd"/>
-      <w:r>
-        <w:rPr>
-          <w:color w:val="1A1A2E"/>
-        </w:rPr>
-        <w:t xml:space="preserve"> </w:t>
-      </w:r>
-      <w:proofErr w:type="spellStart"/>
-      <w:r>
-        <w:rPr>
-          <w:color w:val="1A1A2E"/>
-        </w:rPr>
-        <w:t>lelang</w:t>
-      </w:r>
-      <w:proofErr w:type="spellEnd"/>
-      <w:r>
-        <w:rPr>
-          <w:color w:val="1A1A2E"/>
-        </w:rPr>
-        <w:t>.</w:t>
+          <w:color w:val="1A1A2E"/>
+        </w:rPr>
+        <w:t xml:space="preserve">d.  Sesuai ketentuan dalam Pasal 3, pembayaran komisi dan biaya-biaya oleh </w:t>
+      </w:r>
+      <w:r>
+        <w:rPr>
+          <w:b/>
+          <w:bCs/>
+          <w:color w:val="1A1A2E"/>
+        </w:rPr>
+        <w:t xml:space="preserve">PIHAK PERTAMA</w:t>
+      </w:r>
+      <w:r>
+        <w:rPr>
+          <w:color w:val="1A1A2E"/>
+        </w:rPr>
+        <w:t xml:space="preserve"> kepada </w:t>
+      </w:r>
+      <w:r>
+        <w:rPr>
+          <w:b/>
+          <w:bCs/>
+          <w:color w:val="1A1A2E"/>
+        </w:rPr>
+        <w:t xml:space="preserve">PIHAK KEDUA</w:t>
+      </w:r>
+      <w:r>
+        <w:rPr>
+          <w:color w:val="1A1A2E"/>
+        </w:rPr>
+        <w:t xml:space="preserve"> dilakukan paling lambat H+3 (tiga hari kerja) setelah </w:t>
+      </w:r>
+      <w:r>
+        <w:rPr>
+          <w:b/>
+          <w:bCs/>
+          <w:color w:val="1A1A2E"/>
+        </w:rPr>
+        <w:t xml:space="preserve">PIHAK PERTAMA</w:t>
+      </w:r>
+      <w:r>
+        <w:rPr>
+          <w:color w:val="1A1A2E"/>
+        </w:rPr>
+        <w:t xml:space="preserve"> dinyatakan menang lelang.</w:t>
       </w:r>
     </w:p>
     <w:p>
@@ -6339,173 +5065,39 @@
         <w:spacing w:after="160" w:line="360" w:lineRule="auto"/>
         <w:jc w:val="both"/>
       </w:pPr>
-      <w:proofErr w:type="spellStart"/>
-      <w:r>
-        <w:rPr>
-          <w:color w:val="1A1A2E"/>
-        </w:rPr>
-        <w:t>Seluruh</w:t>
-      </w:r>
-      <w:proofErr w:type="spellEnd"/>
-      <w:r>
-        <w:rPr>
-          <w:color w:val="1A1A2E"/>
-        </w:rPr>
-        <w:t xml:space="preserve"> </w:t>
-      </w:r>
-      <w:proofErr w:type="spellStart"/>
-      <w:r>
-        <w:rPr>
-          <w:color w:val="1A1A2E"/>
-        </w:rPr>
-        <w:t>titipan</w:t>
-      </w:r>
-      <w:proofErr w:type="spellEnd"/>
-      <w:r>
-        <w:rPr>
-          <w:color w:val="1A1A2E"/>
-        </w:rPr>
-        <w:t xml:space="preserve"> </w:t>
-      </w:r>
-      <w:proofErr w:type="spellStart"/>
-      <w:r>
-        <w:rPr>
-          <w:color w:val="1A1A2E"/>
-        </w:rPr>
-        <w:t>dan</w:t>
-      </w:r>
-      <w:proofErr w:type="spellEnd"/>
-      <w:r>
-        <w:rPr>
-          <w:color w:val="1A1A2E"/>
-        </w:rPr>
-        <w:t xml:space="preserve"> </w:t>
-      </w:r>
-      <w:proofErr w:type="spellStart"/>
-      <w:r>
-        <w:rPr>
-          <w:color w:val="1A1A2E"/>
-        </w:rPr>
-        <w:t>pembayaran</w:t>
-      </w:r>
-      <w:proofErr w:type="spellEnd"/>
-      <w:r>
-        <w:rPr>
-          <w:color w:val="1A1A2E"/>
-        </w:rPr>
-        <w:t xml:space="preserve"> </w:t>
-      </w:r>
-      <w:proofErr w:type="spellStart"/>
-      <w:r>
-        <w:rPr>
-          <w:color w:val="1A1A2E"/>
-        </w:rPr>
-        <w:t>dari</w:t>
-      </w:r>
-      <w:proofErr w:type="spellEnd"/>
-      <w:r>
-        <w:rPr>
-          <w:color w:val="1A1A2E"/>
-        </w:rPr>
-        <w:t xml:space="preserve"> </w:t>
-      </w:r>
-      <w:r>
-        <w:rPr>
-          <w:b/>
-          <w:bCs/>
-          <w:color w:val="1A1A2E"/>
-        </w:rPr>
-        <w:t>PIHAK PERTAMA</w:t>
-      </w:r>
-      <w:r>
-        <w:rPr>
-          <w:color w:val="1A1A2E"/>
-        </w:rPr>
-        <w:t xml:space="preserve"> </w:t>
-      </w:r>
-      <w:proofErr w:type="spellStart"/>
-      <w:r>
-        <w:rPr>
-          <w:color w:val="1A1A2E"/>
-        </w:rPr>
-        <w:t>kepada</w:t>
-      </w:r>
-      <w:proofErr w:type="spellEnd"/>
-      <w:r>
-        <w:rPr>
-          <w:color w:val="1A1A2E"/>
-        </w:rPr>
-        <w:t xml:space="preserve"> </w:t>
-      </w:r>
-      <w:r>
-        <w:rPr>
-          <w:b/>
-          <w:bCs/>
-          <w:color w:val="1A1A2E"/>
-        </w:rPr>
-        <w:t>PIHAK KEDUA</w:t>
-      </w:r>
-      <w:r>
-        <w:rPr>
-          <w:color w:val="1A1A2E"/>
-        </w:rPr>
-        <w:t xml:space="preserve"> </w:t>
-      </w:r>
-      <w:proofErr w:type="spellStart"/>
-      <w:r>
-        <w:rPr>
-          <w:color w:val="1A1A2E"/>
-        </w:rPr>
-        <w:t>ditujukan</w:t>
-      </w:r>
-      <w:proofErr w:type="spellEnd"/>
-      <w:r>
-        <w:rPr>
-          <w:color w:val="1A1A2E"/>
-        </w:rPr>
-        <w:t xml:space="preserve"> </w:t>
-      </w:r>
-      <w:proofErr w:type="spellStart"/>
-      <w:r>
-        <w:rPr>
-          <w:color w:val="1A1A2E"/>
-        </w:rPr>
-        <w:t>ke</w:t>
-      </w:r>
-      <w:proofErr w:type="spellEnd"/>
-      <w:r>
-        <w:rPr>
-          <w:color w:val="1A1A2E"/>
-        </w:rPr>
-        <w:t xml:space="preserve"> </w:t>
-      </w:r>
-      <w:proofErr w:type="spellStart"/>
-      <w:r>
-        <w:rPr>
-          <w:color w:val="1A1A2E"/>
-        </w:rPr>
-        <w:t>rekening</w:t>
-      </w:r>
-      <w:proofErr w:type="spellEnd"/>
-      <w:r>
-        <w:rPr>
-          <w:color w:val="1A1A2E"/>
-        </w:rPr>
-        <w:t xml:space="preserve"> </w:t>
-      </w:r>
-      <w:proofErr w:type="spellStart"/>
-      <w:r>
-        <w:rPr>
-          <w:color w:val="1A1A2E"/>
-        </w:rPr>
-        <w:t>berikut</w:t>
-      </w:r>
-      <w:proofErr w:type="spellEnd"/>
-      <w:r>
-        <w:rPr>
-          <w:color w:val="1A1A2E"/>
-        </w:rPr>
-        <w:t>:</w:t>
+      <w:r>
+        <w:rPr>
+          <w:color w:val="1A1A2E"/>
+        </w:rPr>
+        <w:t xml:space="preserve">Uang Tanda Jadi, komisi, biaya pengurusan dokumen, dan pembayaran lain yang menjadi hak </w:t>
+      </w:r>
+      <w:r>
+        <w:rPr>
+          <w:b/>
+          <w:bCs/>
+          <w:color w:val="1A1A2E"/>
+        </w:rPr>
+        <w:t xml:space="preserve">PIHAK KEDUA</w:t>
+      </w:r>
+      <w:r>
+        <w:rPr>
+          <w:color w:val="1A1A2E"/>
+        </w:rPr>
+        <w:t xml:space="preserve"> disetorkan ke rekening berikut. Penyetoran Uang Jaminan Lelang menggunakan Virtual Account resmi sebagaimana Pasal 4 dan tidak menggunakan rekening </w:t>
+      </w:r>
+      <w:r>
+        <w:rPr>
+          <w:b/>
+          <w:bCs/>
+          <w:color w:val="1A1A2E"/>
+        </w:rPr>
+        <w:t xml:space="preserve">PIHAK KEDUA</w:t>
+      </w:r>
+      <w:r>
+        <w:rPr>
+          <w:color w:val="1A1A2E"/>
+        </w:rPr>
+        <w:t xml:space="preserve"> di bawah ini:</w:t>
       </w:r>
     </w:p>
     <w:p>
@@ -8122,73 +6714,23 @@
       </w:pPr>
       <w:r>
         <w:rPr>
-          <w:b/>
-          <w:bCs/>
-          <w:color w:val="1A1A2E"/>
-        </w:rPr>
-        <w:t>b.</w:t>
-      </w:r>
-      <w:r>
-        <w:rPr>
-          <w:color w:val="1A1A2E"/>
-        </w:rPr>
-        <w:t xml:space="preserve">  </w:t>
-      </w:r>
-      <w:proofErr w:type="spellStart"/>
-      <w:r>
-        <w:rPr>
-          <w:color w:val="1A1A2E"/>
-        </w:rPr>
-        <w:t>Menyetorkan</w:t>
-      </w:r>
-      <w:proofErr w:type="spellEnd"/>
-      <w:r>
-        <w:rPr>
-          <w:color w:val="1A1A2E"/>
-        </w:rPr>
-        <w:t xml:space="preserve"> </w:t>
-      </w:r>
-      <w:proofErr w:type="spellStart"/>
-      <w:r>
-        <w:rPr>
-          <w:color w:val="1A1A2E"/>
-        </w:rPr>
-        <w:t>uang</w:t>
-      </w:r>
-      <w:proofErr w:type="spellEnd"/>
-      <w:r>
-        <w:rPr>
-          <w:color w:val="1A1A2E"/>
-        </w:rPr>
-        <w:t xml:space="preserve"> </w:t>
-      </w:r>
-      <w:proofErr w:type="spellStart"/>
-      <w:r>
-        <w:rPr>
-          <w:color w:val="1A1A2E"/>
-        </w:rPr>
-        <w:t>jaminan</w:t>
-      </w:r>
-      <w:proofErr w:type="spellEnd"/>
-      <w:r>
-        <w:rPr>
-          <w:color w:val="1A1A2E"/>
-        </w:rPr>
-        <w:t xml:space="preserve"> </w:t>
-      </w:r>
-      <w:proofErr w:type="spellStart"/>
-      <w:r>
-        <w:rPr>
-          <w:color w:val="1A1A2E"/>
-        </w:rPr>
-        <w:t>lelang</w:t>
-      </w:r>
-      <w:proofErr w:type="spellEnd"/>
-      <w:r>
-        <w:rPr>
-          <w:color w:val="1A1A2E"/>
-        </w:rPr>
-        <w:t>;</w:t>
+          <w:color w:val="1A1A2E"/>
+        </w:rPr>
+        <w:t xml:space="preserve">b.  Mendampingi penyetoran Uang Jaminan Lelang oleh </w:t>
+      </w:r>
+      <w:r>
+        <w:rPr>
+          <w:b/>
+          <w:bCs/>
+          <w:color w:val="1A1A2E"/>
+        </w:rPr>
+        <w:t xml:space="preserve">PIHAK PERTAMA</w:t>
+      </w:r>
+      <w:r>
+        <w:rPr>
+          <w:color w:val="1A1A2E"/>
+        </w:rPr>
+        <w:t xml:space="preserve"> melalui Virtual Account resmi kepesertaan lelang sebagaimana Pasal 4;</w:t>
       </w:r>
     </w:p>
     <w:p>
@@ -11008,411 +9550,25 @@
         <w:spacing w:after="160" w:line="360" w:lineRule="auto"/>
         <w:jc w:val="both"/>
       </w:pPr>
-      <w:proofErr w:type="spellStart"/>
-      <w:r>
-        <w:rPr>
-          <w:color w:val="1A1A2E"/>
-        </w:rPr>
-        <w:t>Apabila</w:t>
-      </w:r>
-      <w:proofErr w:type="spellEnd"/>
-      <w:r>
-        <w:rPr>
-          <w:color w:val="1A1A2E"/>
-        </w:rPr>
-        <w:t xml:space="preserve"> </w:t>
-      </w:r>
-      <w:r>
-        <w:rPr>
-          <w:b/>
-          <w:bCs/>
-          <w:color w:val="1A1A2E"/>
-        </w:rPr>
-        <w:t>PIHAK KEDUA</w:t>
-      </w:r>
-      <w:r>
-        <w:rPr>
-          <w:color w:val="1A1A2E"/>
-        </w:rPr>
-        <w:t xml:space="preserve"> </w:t>
-      </w:r>
-      <w:proofErr w:type="spellStart"/>
-      <w:r>
-        <w:rPr>
-          <w:color w:val="1A1A2E"/>
-        </w:rPr>
-        <w:t>tidak</w:t>
-      </w:r>
-      <w:proofErr w:type="spellEnd"/>
-      <w:r>
-        <w:rPr>
-          <w:color w:val="1A1A2E"/>
-        </w:rPr>
-        <w:t xml:space="preserve"> </w:t>
-      </w:r>
-      <w:proofErr w:type="spellStart"/>
-      <w:r>
-        <w:rPr>
-          <w:color w:val="1A1A2E"/>
-        </w:rPr>
-        <w:t>berhasil</w:t>
-      </w:r>
-      <w:proofErr w:type="spellEnd"/>
-      <w:r>
-        <w:rPr>
-          <w:color w:val="1A1A2E"/>
-        </w:rPr>
-        <w:t xml:space="preserve"> </w:t>
-      </w:r>
-      <w:proofErr w:type="spellStart"/>
-      <w:r>
-        <w:rPr>
-          <w:color w:val="1A1A2E"/>
-        </w:rPr>
-        <w:t>memenangkan</w:t>
-      </w:r>
-      <w:proofErr w:type="spellEnd"/>
-      <w:r>
-        <w:rPr>
-          <w:color w:val="1A1A2E"/>
-        </w:rPr>
-        <w:t xml:space="preserve"> </w:t>
-      </w:r>
-      <w:proofErr w:type="spellStart"/>
-      <w:r>
-        <w:rPr>
-          <w:color w:val="1A1A2E"/>
-        </w:rPr>
-        <w:t>lelang</w:t>
-      </w:r>
-      <w:proofErr w:type="spellEnd"/>
-      <w:r>
-        <w:rPr>
-          <w:color w:val="1A1A2E"/>
-        </w:rPr>
-        <w:t xml:space="preserve"> </w:t>
-      </w:r>
-      <w:proofErr w:type="spellStart"/>
-      <w:r>
-        <w:rPr>
-          <w:color w:val="1A1A2E"/>
-        </w:rPr>
-        <w:t>atas</w:t>
-      </w:r>
-      <w:proofErr w:type="spellEnd"/>
-      <w:r>
-        <w:rPr>
-          <w:color w:val="1A1A2E"/>
-        </w:rPr>
-        <w:t xml:space="preserve"> </w:t>
-      </w:r>
-      <w:proofErr w:type="spellStart"/>
-      <w:r>
-        <w:rPr>
-          <w:color w:val="1A1A2E"/>
-        </w:rPr>
-        <w:t>Objek</w:t>
-      </w:r>
-      <w:proofErr w:type="spellEnd"/>
-      <w:r>
-        <w:rPr>
-          <w:color w:val="1A1A2E"/>
-        </w:rPr>
-        <w:t xml:space="preserve"> </w:t>
-      </w:r>
-      <w:proofErr w:type="spellStart"/>
-      <w:r>
-        <w:rPr>
-          <w:color w:val="1A1A2E"/>
-        </w:rPr>
-        <w:t>Lelang</w:t>
-      </w:r>
-      <w:proofErr w:type="spellEnd"/>
-      <w:r>
-        <w:rPr>
-          <w:color w:val="1A1A2E"/>
-        </w:rPr>
-        <w:t xml:space="preserve"> </w:t>
-      </w:r>
-      <w:proofErr w:type="spellStart"/>
-      <w:r>
-        <w:rPr>
-          <w:color w:val="1A1A2E"/>
-        </w:rPr>
-        <w:t>sebagaimana</w:t>
-      </w:r>
-      <w:proofErr w:type="spellEnd"/>
-      <w:r>
-        <w:rPr>
-          <w:color w:val="1A1A2E"/>
-        </w:rPr>
-        <w:t xml:space="preserve"> </w:t>
-      </w:r>
-      <w:proofErr w:type="spellStart"/>
-      <w:r>
-        <w:rPr>
-          <w:color w:val="1A1A2E"/>
-        </w:rPr>
-        <w:t>dimaksud</w:t>
-      </w:r>
-      <w:proofErr w:type="spellEnd"/>
-      <w:r>
-        <w:rPr>
-          <w:color w:val="1A1A2E"/>
-        </w:rPr>
-        <w:t xml:space="preserve"> </w:t>
-      </w:r>
-      <w:proofErr w:type="spellStart"/>
-      <w:r>
-        <w:rPr>
-          <w:color w:val="1A1A2E"/>
-        </w:rPr>
-        <w:t>dalam</w:t>
-      </w:r>
-      <w:proofErr w:type="spellEnd"/>
-      <w:r>
-        <w:rPr>
-          <w:color w:val="1A1A2E"/>
-        </w:rPr>
-        <w:t xml:space="preserve"> </w:t>
-      </w:r>
-      <w:proofErr w:type="spellStart"/>
-      <w:r>
-        <w:rPr>
-          <w:color w:val="1A1A2E"/>
-        </w:rPr>
-        <w:t>Pasal</w:t>
-      </w:r>
-      <w:proofErr w:type="spellEnd"/>
-      <w:r>
-        <w:rPr>
-          <w:color w:val="1A1A2E"/>
-        </w:rPr>
-        <w:t xml:space="preserve"> 1 </w:t>
-      </w:r>
-      <w:proofErr w:type="spellStart"/>
-      <w:r>
-        <w:rPr>
-          <w:color w:val="1A1A2E"/>
-        </w:rPr>
-        <w:t>Perjanjian</w:t>
-      </w:r>
-      <w:proofErr w:type="spellEnd"/>
-      <w:r>
-        <w:rPr>
-          <w:color w:val="1A1A2E"/>
-        </w:rPr>
-        <w:t xml:space="preserve"> </w:t>
-      </w:r>
-      <w:proofErr w:type="spellStart"/>
-      <w:r>
-        <w:rPr>
-          <w:color w:val="1A1A2E"/>
-        </w:rPr>
-        <w:t>ini</w:t>
-      </w:r>
-      <w:proofErr w:type="spellEnd"/>
-      <w:r>
-        <w:rPr>
-          <w:color w:val="1A1A2E"/>
-        </w:rPr>
-        <w:t xml:space="preserve">, </w:t>
-      </w:r>
-      <w:proofErr w:type="spellStart"/>
-      <w:r>
-        <w:rPr>
-          <w:color w:val="1A1A2E"/>
-        </w:rPr>
-        <w:t>maka</w:t>
-      </w:r>
-      <w:proofErr w:type="spellEnd"/>
-      <w:r>
-        <w:rPr>
-          <w:color w:val="1A1A2E"/>
-        </w:rPr>
-        <w:t xml:space="preserve"> </w:t>
-      </w:r>
-      <w:proofErr w:type="spellStart"/>
-      <w:r>
-        <w:rPr>
-          <w:color w:val="1A1A2E"/>
-        </w:rPr>
-        <w:t>seluruh</w:t>
-      </w:r>
-      <w:proofErr w:type="spellEnd"/>
-      <w:r>
-        <w:rPr>
-          <w:color w:val="1A1A2E"/>
-        </w:rPr>
-        <w:t xml:space="preserve"> </w:t>
-      </w:r>
-      <w:proofErr w:type="spellStart"/>
-      <w:r>
-        <w:rPr>
-          <w:color w:val="1A1A2E"/>
-        </w:rPr>
-        <w:t>pembayaran</w:t>
-      </w:r>
-      <w:proofErr w:type="spellEnd"/>
-      <w:r>
-        <w:rPr>
-          <w:color w:val="1A1A2E"/>
-        </w:rPr>
-        <w:t xml:space="preserve"> yang </w:t>
-      </w:r>
-      <w:proofErr w:type="spellStart"/>
-      <w:r>
-        <w:rPr>
-          <w:color w:val="1A1A2E"/>
-        </w:rPr>
-        <w:t>telah</w:t>
-      </w:r>
-      <w:proofErr w:type="spellEnd"/>
-      <w:r>
-        <w:rPr>
-          <w:color w:val="1A1A2E"/>
-        </w:rPr>
-        <w:t xml:space="preserve"> </w:t>
-      </w:r>
-      <w:proofErr w:type="spellStart"/>
-      <w:r>
-        <w:rPr>
-          <w:color w:val="1A1A2E"/>
-        </w:rPr>
-        <w:t>diterima</w:t>
-      </w:r>
-      <w:proofErr w:type="spellEnd"/>
-      <w:r>
-        <w:rPr>
-          <w:color w:val="1A1A2E"/>
-        </w:rPr>
-        <w:t xml:space="preserve"> </w:t>
-      </w:r>
-      <w:proofErr w:type="spellStart"/>
-      <w:r>
-        <w:rPr>
-          <w:color w:val="1A1A2E"/>
-        </w:rPr>
-        <w:t>oleh</w:t>
-      </w:r>
-      <w:proofErr w:type="spellEnd"/>
-      <w:r>
-        <w:rPr>
-          <w:color w:val="1A1A2E"/>
-        </w:rPr>
-        <w:t xml:space="preserve"> </w:t>
-      </w:r>
-      <w:r>
-        <w:rPr>
-          <w:b/>
-          <w:bCs/>
-          <w:color w:val="1A1A2E"/>
-        </w:rPr>
-        <w:t>PIHAK KEDUA</w:t>
-      </w:r>
-      <w:r>
-        <w:rPr>
-          <w:color w:val="1A1A2E"/>
-        </w:rPr>
-        <w:t xml:space="preserve"> </w:t>
-      </w:r>
-      <w:proofErr w:type="spellStart"/>
-      <w:r>
-        <w:rPr>
-          <w:color w:val="1A1A2E"/>
-        </w:rPr>
-        <w:t>dari</w:t>
-      </w:r>
-      <w:proofErr w:type="spellEnd"/>
-      <w:r>
-        <w:rPr>
-          <w:color w:val="1A1A2E"/>
-        </w:rPr>
-        <w:t xml:space="preserve"> </w:t>
-      </w:r>
-      <w:r>
-        <w:rPr>
-          <w:b/>
-          <w:bCs/>
-          <w:color w:val="1A1A2E"/>
-        </w:rPr>
-        <w:t>PIHAK PERTAMA</w:t>
-      </w:r>
-      <w:r>
-        <w:rPr>
-          <w:color w:val="1A1A2E"/>
-        </w:rPr>
-        <w:t xml:space="preserve"> </w:t>
-      </w:r>
-      <w:proofErr w:type="spellStart"/>
-      <w:r>
-        <w:rPr>
-          <w:color w:val="1A1A2E"/>
-        </w:rPr>
-        <w:t>akan</w:t>
-      </w:r>
-      <w:proofErr w:type="spellEnd"/>
-      <w:r>
-        <w:rPr>
-          <w:color w:val="1A1A2E"/>
-        </w:rPr>
-        <w:t xml:space="preserve"> </w:t>
-      </w:r>
-      <w:proofErr w:type="spellStart"/>
-      <w:r>
-        <w:rPr>
-          <w:color w:val="1A1A2E"/>
-        </w:rPr>
-        <w:t>dikembalikan</w:t>
-      </w:r>
-      <w:proofErr w:type="spellEnd"/>
-      <w:r>
-        <w:rPr>
-          <w:color w:val="1A1A2E"/>
-        </w:rPr>
-        <w:t xml:space="preserve"> </w:t>
-      </w:r>
-      <w:proofErr w:type="spellStart"/>
-      <w:r>
-        <w:rPr>
-          <w:color w:val="1A1A2E"/>
-        </w:rPr>
-        <w:t>sepenuhnya</w:t>
-      </w:r>
-      <w:proofErr w:type="spellEnd"/>
-      <w:r>
-        <w:rPr>
-          <w:color w:val="1A1A2E"/>
-        </w:rPr>
-        <w:t xml:space="preserve">, </w:t>
-      </w:r>
-      <w:proofErr w:type="spellStart"/>
-      <w:r>
-        <w:rPr>
-          <w:color w:val="1A1A2E"/>
-        </w:rPr>
-        <w:t>dengan</w:t>
-      </w:r>
-      <w:proofErr w:type="spellEnd"/>
-      <w:r>
-        <w:rPr>
-          <w:color w:val="1A1A2E"/>
-        </w:rPr>
-        <w:t xml:space="preserve"> </w:t>
-      </w:r>
-      <w:proofErr w:type="spellStart"/>
-      <w:r>
-        <w:rPr>
-          <w:color w:val="1A1A2E"/>
-        </w:rPr>
-        <w:t>ketentuan</w:t>
-      </w:r>
-      <w:proofErr w:type="spellEnd"/>
-      <w:r>
-        <w:rPr>
-          <w:color w:val="1A1A2E"/>
-        </w:rPr>
-        <w:t>:</w:t>
+      <w:r>
+        <w:rPr>
+          <w:color w:val="1A1A2E"/>
+        </w:rPr>
+        <w:t xml:space="preserve">Apabila </w:t>
+      </w:r>
+      <w:r>
+        <w:rPr>
+          <w:b/>
+          <w:bCs/>
+          <w:color w:val="1A1A2E"/>
+        </w:rPr>
+        <w:t xml:space="preserve">PIHAK PERTAMA</w:t>
+      </w:r>
+      <w:r>
+        <w:rPr>
+          <w:color w:val="1A1A2E"/>
+        </w:rPr>
+        <w:t xml:space="preserve"> tidak berhasil memenangkan lelang atas Objek Lelang sebagaimana Pasal 1, pengembalian Uang Tanda Jadi dan Uang Jaminan Lelang dilaksanakan sebagai berikut:</w:t>
       </w:r>
     </w:p>
     <w:p>
@@ -11423,508 +9579,176 @@
       </w:pPr>
       <w:r>
         <w:rPr>
-          <w:b/>
-          <w:bCs/>
-          <w:color w:val="1A1A2E"/>
-        </w:rPr>
-        <w:lastRenderedPageBreak/>
-        <w:t>a.</w:t>
-      </w:r>
-      <w:r>
-        <w:rPr>
-          <w:color w:val="1A1A2E"/>
-        </w:rPr>
-        <w:t xml:space="preserve">  </w:t>
-      </w:r>
-      <w:proofErr w:type="spellStart"/>
-      <w:r>
-        <w:rPr>
-          <w:color w:val="1A1A2E"/>
-        </w:rPr>
-        <w:t>Uang</w:t>
-      </w:r>
-      <w:proofErr w:type="spellEnd"/>
-      <w:r>
-        <w:rPr>
-          <w:color w:val="1A1A2E"/>
-        </w:rPr>
-        <w:t xml:space="preserve"> Deposit </w:t>
-      </w:r>
-      <w:proofErr w:type="spellStart"/>
-      <w:r>
-        <w:rPr>
-          <w:color w:val="1A1A2E"/>
-        </w:rPr>
-        <w:t>Jaminan</w:t>
-      </w:r>
-      <w:proofErr w:type="spellEnd"/>
-      <w:r>
-        <w:rPr>
-          <w:color w:val="1A1A2E"/>
-        </w:rPr>
-        <w:t xml:space="preserve"> </w:t>
-      </w:r>
-      <w:proofErr w:type="spellStart"/>
-      <w:r>
-        <w:rPr>
-          <w:color w:val="1A1A2E"/>
-        </w:rPr>
-        <w:t>Lelang</w:t>
-      </w:r>
-      <w:proofErr w:type="spellEnd"/>
-      <w:r>
-        <w:rPr>
-          <w:color w:val="1A1A2E"/>
-        </w:rPr>
-        <w:t xml:space="preserve"> </w:t>
-      </w:r>
-      <w:proofErr w:type="spellStart"/>
-      <w:r>
-        <w:rPr>
-          <w:color w:val="1A1A2E"/>
-        </w:rPr>
-        <w:t>sebesar</w:t>
-      </w:r>
-      <w:proofErr w:type="spellEnd"/>
-      <w:r>
-        <w:rPr>
-          <w:color w:val="1A1A2E"/>
-        </w:rPr>
-        <w:t xml:space="preserve"> </w:t>
-      </w:r>
-      <w:proofErr w:type="spellStart"/>
-      <w:r>
-        <w:rPr>
-          <w:b/>
-          <w:bCs/>
-          <w:color w:val="1A1A2E"/>
-        </w:rPr>
-        <w:t>Rp</w:t>
-      </w:r>
-      <w:proofErr w:type="spellEnd"/>
-      <w:r>
-        <w:rPr>
-          <w:b/>
-          <w:bCs/>
-          <w:color w:val="1A1A2E"/>
-        </w:rPr>
-        <w:t xml:space="preserve"> {{</w:t>
-      </w:r>
-      <w:proofErr w:type="spellStart"/>
-      <w:r>
-        <w:rPr>
-          <w:b/>
-          <w:bCs/>
-          <w:color w:val="1A1A2E"/>
-        </w:rPr>
-        <w:t>uang_jaminan</w:t>
-      </w:r>
-      <w:proofErr w:type="spellEnd"/>
-      <w:r>
-        <w:rPr>
-          <w:b/>
-          <w:bCs/>
-          <w:color w:val="1A1A2E"/>
-        </w:rPr>
-        <w:t>}}</w:t>
-      </w:r>
-      <w:r>
-        <w:rPr>
-          <w:color w:val="1A1A2E"/>
-        </w:rPr>
-        <w:t xml:space="preserve"> ({{</w:t>
-      </w:r>
-      <w:proofErr w:type="spellStart"/>
-      <w:r>
-        <w:rPr>
-          <w:color w:val="1A1A2E"/>
-        </w:rPr>
-        <w:t>terbilang_uang_jaminan</w:t>
-      </w:r>
-      <w:proofErr w:type="spellEnd"/>
-      <w:r>
-        <w:rPr>
-          <w:color w:val="1A1A2E"/>
-        </w:rPr>
-        <w:t xml:space="preserve">}}) </w:t>
-      </w:r>
-      <w:proofErr w:type="spellStart"/>
-      <w:r>
-        <w:rPr>
-          <w:color w:val="1A1A2E"/>
-        </w:rPr>
-        <w:t>atau</w:t>
-      </w:r>
-      <w:proofErr w:type="spellEnd"/>
-      <w:r>
-        <w:rPr>
-          <w:color w:val="1A1A2E"/>
-        </w:rPr>
-        <w:t xml:space="preserve"> </w:t>
-      </w:r>
-      <w:proofErr w:type="spellStart"/>
-      <w:r>
-        <w:rPr>
-          <w:color w:val="1A1A2E"/>
-        </w:rPr>
-        <w:t>sesuai</w:t>
-      </w:r>
-      <w:proofErr w:type="spellEnd"/>
-      <w:r>
-        <w:rPr>
-          <w:color w:val="1A1A2E"/>
-        </w:rPr>
-        <w:t xml:space="preserve"> </w:t>
-      </w:r>
-      <w:proofErr w:type="spellStart"/>
-      <w:r>
-        <w:rPr>
-          <w:color w:val="1A1A2E"/>
-        </w:rPr>
-        <w:t>ketentuan</w:t>
-      </w:r>
-      <w:proofErr w:type="spellEnd"/>
-      <w:r>
-        <w:rPr>
-          <w:color w:val="1A1A2E"/>
-        </w:rPr>
-        <w:t xml:space="preserve"> </w:t>
-      </w:r>
-      <w:proofErr w:type="spellStart"/>
-      <w:r>
-        <w:rPr>
-          <w:color w:val="1A1A2E"/>
-        </w:rPr>
-        <w:t>lelang</w:t>
-      </w:r>
-      <w:proofErr w:type="spellEnd"/>
-      <w:r>
-        <w:rPr>
-          <w:color w:val="1A1A2E"/>
-        </w:rPr>
-        <w:t xml:space="preserve"> </w:t>
-      </w:r>
-      <w:proofErr w:type="spellStart"/>
-      <w:r>
-        <w:rPr>
-          <w:color w:val="1A1A2E"/>
-        </w:rPr>
-        <w:t>akan</w:t>
-      </w:r>
-      <w:proofErr w:type="spellEnd"/>
-      <w:r>
-        <w:rPr>
-          <w:color w:val="1A1A2E"/>
-        </w:rPr>
-        <w:t xml:space="preserve"> </w:t>
-      </w:r>
-      <w:proofErr w:type="spellStart"/>
-      <w:r>
-        <w:rPr>
-          <w:color w:val="1A1A2E"/>
-        </w:rPr>
-        <w:t>dikembalikan</w:t>
-      </w:r>
-      <w:proofErr w:type="spellEnd"/>
-      <w:r>
-        <w:rPr>
-          <w:color w:val="1A1A2E"/>
-        </w:rPr>
-        <w:t xml:space="preserve"> </w:t>
-      </w:r>
-      <w:proofErr w:type="spellStart"/>
-      <w:r>
-        <w:rPr>
-          <w:color w:val="1A1A2E"/>
-        </w:rPr>
-        <w:t>ke</w:t>
-      </w:r>
-      <w:proofErr w:type="spellEnd"/>
-      <w:r>
-        <w:rPr>
-          <w:color w:val="1A1A2E"/>
-        </w:rPr>
-        <w:t xml:space="preserve"> </w:t>
-      </w:r>
-      <w:proofErr w:type="spellStart"/>
-      <w:r>
-        <w:rPr>
-          <w:color w:val="1A1A2E"/>
-        </w:rPr>
-        <w:t>rekening</w:t>
-      </w:r>
-      <w:proofErr w:type="spellEnd"/>
-      <w:r>
-        <w:rPr>
-          <w:color w:val="1A1A2E"/>
-        </w:rPr>
-        <w:t xml:space="preserve"> </w:t>
-      </w:r>
-      <w:r>
-        <w:rPr>
-          <w:b/>
-          <w:bCs/>
-          <w:color w:val="1A1A2E"/>
-        </w:rPr>
-        <w:t>PIHAK PERTAMA</w:t>
-      </w:r>
-      <w:r>
-        <w:rPr>
-          <w:color w:val="1A1A2E"/>
-        </w:rPr>
-        <w:t xml:space="preserve"> </w:t>
-      </w:r>
-      <w:proofErr w:type="spellStart"/>
-      <w:r>
-        <w:rPr>
-          <w:color w:val="1A1A2E"/>
-        </w:rPr>
-        <w:t>oleh</w:t>
-      </w:r>
-      <w:proofErr w:type="spellEnd"/>
-      <w:r>
-        <w:rPr>
-          <w:color w:val="1A1A2E"/>
-        </w:rPr>
-        <w:t xml:space="preserve"> </w:t>
-      </w:r>
-      <w:proofErr w:type="spellStart"/>
-      <w:r>
-        <w:rPr>
-          <w:color w:val="1A1A2E"/>
-        </w:rPr>
-        <w:t>Bendahara</w:t>
-      </w:r>
-      <w:proofErr w:type="spellEnd"/>
-      <w:r>
-        <w:rPr>
-          <w:color w:val="1A1A2E"/>
-        </w:rPr>
-        <w:t xml:space="preserve"> </w:t>
-      </w:r>
-      <w:proofErr w:type="spellStart"/>
-      <w:r>
-        <w:rPr>
-          <w:color w:val="1A1A2E"/>
-        </w:rPr>
-        <w:t>Penerimaan</w:t>
-      </w:r>
-      <w:proofErr w:type="spellEnd"/>
-      <w:r>
-        <w:rPr>
-          <w:color w:val="1A1A2E"/>
-        </w:rPr>
-        <w:t xml:space="preserve"> Kantor </w:t>
-      </w:r>
-      <w:proofErr w:type="spellStart"/>
-      <w:r>
-        <w:rPr>
-          <w:color w:val="1A1A2E"/>
-        </w:rPr>
-        <w:t>Pelayanan</w:t>
-      </w:r>
-      <w:proofErr w:type="spellEnd"/>
-      <w:r>
-        <w:rPr>
-          <w:color w:val="1A1A2E"/>
-        </w:rPr>
-        <w:t xml:space="preserve"> </w:t>
-      </w:r>
-      <w:proofErr w:type="spellStart"/>
-      <w:r>
-        <w:rPr>
-          <w:color w:val="1A1A2E"/>
-        </w:rPr>
-        <w:t>Kekayaan</w:t>
-      </w:r>
-      <w:proofErr w:type="spellEnd"/>
-      <w:r>
-        <w:rPr>
-          <w:color w:val="1A1A2E"/>
-        </w:rPr>
-        <w:t xml:space="preserve"> Negara </w:t>
-      </w:r>
-      <w:proofErr w:type="spellStart"/>
-      <w:r>
-        <w:rPr>
-          <w:color w:val="1A1A2E"/>
-        </w:rPr>
-        <w:t>dan</w:t>
-      </w:r>
-      <w:proofErr w:type="spellEnd"/>
-      <w:r>
-        <w:rPr>
-          <w:color w:val="1A1A2E"/>
-        </w:rPr>
-        <w:t xml:space="preserve"> </w:t>
-      </w:r>
-      <w:proofErr w:type="spellStart"/>
-      <w:r>
-        <w:rPr>
-          <w:color w:val="1A1A2E"/>
-        </w:rPr>
-        <w:t>Lelang</w:t>
-      </w:r>
-      <w:proofErr w:type="spellEnd"/>
-      <w:r>
-        <w:rPr>
-          <w:color w:val="1A1A2E"/>
-        </w:rPr>
-        <w:t xml:space="preserve"> (KPKNL) </w:t>
-      </w:r>
-      <w:proofErr w:type="spellStart"/>
-      <w:r>
-        <w:rPr>
-          <w:color w:val="1A1A2E"/>
-        </w:rPr>
-        <w:t>dalam</w:t>
-      </w:r>
-      <w:proofErr w:type="spellEnd"/>
-      <w:r>
-        <w:rPr>
-          <w:color w:val="1A1A2E"/>
-        </w:rPr>
-        <w:t xml:space="preserve"> </w:t>
-      </w:r>
-      <w:proofErr w:type="spellStart"/>
-      <w:r>
-        <w:rPr>
-          <w:color w:val="1A1A2E"/>
-        </w:rPr>
-        <w:t>jangka</w:t>
-      </w:r>
-      <w:proofErr w:type="spellEnd"/>
-      <w:r>
-        <w:rPr>
-          <w:color w:val="1A1A2E"/>
-        </w:rPr>
-        <w:t xml:space="preserve"> </w:t>
-      </w:r>
-      <w:proofErr w:type="spellStart"/>
-      <w:r>
-        <w:rPr>
-          <w:color w:val="1A1A2E"/>
-        </w:rPr>
-        <w:t>waktu</w:t>
-      </w:r>
-      <w:proofErr w:type="spellEnd"/>
-      <w:r>
-        <w:rPr>
-          <w:color w:val="1A1A2E"/>
-        </w:rPr>
-        <w:t xml:space="preserve"> </w:t>
-      </w:r>
-      <w:proofErr w:type="spellStart"/>
-      <w:r>
-        <w:rPr>
-          <w:color w:val="1A1A2E"/>
-        </w:rPr>
-        <w:t>maksimal</w:t>
-      </w:r>
-      <w:proofErr w:type="spellEnd"/>
-      <w:r>
-        <w:rPr>
-          <w:color w:val="1A1A2E"/>
-        </w:rPr>
-        <w:t xml:space="preserve"> </w:t>
-      </w:r>
-      <w:r>
-        <w:rPr>
-          <w:b/>
-          <w:bCs/>
-          <w:color w:val="1A1A2E"/>
-        </w:rPr>
-        <w:t xml:space="preserve">5 (lima) </w:t>
-      </w:r>
-      <w:proofErr w:type="spellStart"/>
-      <w:r>
-        <w:rPr>
-          <w:b/>
-          <w:bCs/>
-          <w:color w:val="1A1A2E"/>
-        </w:rPr>
-        <w:t>hari</w:t>
-      </w:r>
-      <w:proofErr w:type="spellEnd"/>
-      <w:r>
-        <w:rPr>
-          <w:b/>
-          <w:bCs/>
-          <w:color w:val="1A1A2E"/>
-        </w:rPr>
-        <w:t xml:space="preserve"> </w:t>
-      </w:r>
-      <w:proofErr w:type="spellStart"/>
-      <w:r>
-        <w:rPr>
-          <w:b/>
-          <w:bCs/>
-          <w:color w:val="1A1A2E"/>
-        </w:rPr>
-        <w:t>kerja</w:t>
-      </w:r>
-      <w:proofErr w:type="spellEnd"/>
-      <w:r>
-        <w:rPr>
-          <w:color w:val="1A1A2E"/>
-        </w:rPr>
-        <w:t xml:space="preserve"> </w:t>
-      </w:r>
-      <w:proofErr w:type="spellStart"/>
-      <w:r>
-        <w:rPr>
-          <w:color w:val="1A1A2E"/>
-        </w:rPr>
-        <w:t>atau</w:t>
-      </w:r>
-      <w:proofErr w:type="spellEnd"/>
-      <w:r>
-        <w:rPr>
-          <w:color w:val="1A1A2E"/>
-        </w:rPr>
-        <w:t xml:space="preserve"> </w:t>
-      </w:r>
-      <w:proofErr w:type="spellStart"/>
-      <w:r>
-        <w:rPr>
-          <w:color w:val="1A1A2E"/>
-        </w:rPr>
-        <w:t>sesuai</w:t>
-      </w:r>
-      <w:proofErr w:type="spellEnd"/>
-      <w:r>
-        <w:rPr>
-          <w:color w:val="1A1A2E"/>
-        </w:rPr>
-        <w:t xml:space="preserve"> </w:t>
-      </w:r>
-      <w:proofErr w:type="spellStart"/>
-      <w:r>
-        <w:rPr>
-          <w:color w:val="1A1A2E"/>
-        </w:rPr>
-        <w:t>ketentuan</w:t>
-      </w:r>
-      <w:proofErr w:type="spellEnd"/>
-      <w:r>
-        <w:rPr>
-          <w:color w:val="1A1A2E"/>
-        </w:rPr>
-        <w:t xml:space="preserve"> KPKNL yang </w:t>
-      </w:r>
-      <w:proofErr w:type="spellStart"/>
-      <w:r>
-        <w:rPr>
-          <w:color w:val="1A1A2E"/>
-        </w:rPr>
-        <w:t>berlaku</w:t>
-      </w:r>
-      <w:proofErr w:type="spellEnd"/>
-      <w:r>
-        <w:rPr>
-          <w:color w:val="1A1A2E"/>
-        </w:rPr>
-        <w:t>.</w:t>
+          <w:color w:val="1A1A2E"/>
+        </w:rPr>
+        <w:t xml:space="preserve">a.  </w:t>
+      </w:r>
+      <w:r>
+        <w:rPr>
+          <w:b/>
+          <w:bCs/>
+          <w:color w:val="1A1A2E"/>
+        </w:rPr>
+        <w:t xml:space="preserve">PIHAK KEDUA</w:t>
+      </w:r>
+      <w:r>
+        <w:rPr>
+          <w:color w:val="1A1A2E"/>
+        </w:rPr>
+        <w:t xml:space="preserve"> wajib mengembalikan </w:t>
+      </w:r>
+      <w:r>
+        <w:rPr>
+          <w:b/>
+          <w:bCs/>
+          <w:color w:val="1A1A2E"/>
+        </w:rPr>
+        <w:t xml:space="preserve">100%</w:t>
+      </w:r>
+      <w:r>
+        <w:rPr>
+          <w:color w:val="1A1A2E"/>
+        </w:rPr>
+        <w:t xml:space="preserve"> (seratus persen) Uang Tanda Jadi yang telah diterima, sebesar Rp </w:t>
+      </w:r>
+      <w:r>
+        <w:rPr>
+          <w:b/>
+          <w:bCs/>
+          <w:color w:val="1A1A2E"/>
+        </w:rPr>
+        <w:t xml:space="preserve">{{uang_tanda_jadi}}</w:t>
+      </w:r>
+      <w:r>
+        <w:rPr>
+          <w:color w:val="1A1A2E"/>
+        </w:rPr>
+        <w:t xml:space="preserve"> (</w:t>
+      </w:r>
+      <w:r>
+        <w:rPr>
+          <w:b/>
+          <w:bCs/>
+          <w:color w:val="1A1A2E"/>
+        </w:rPr>
+        <w:t xml:space="preserve">{{terbilang_uang_tanda_jadi}}</w:t>
+      </w:r>
+      <w:r>
+        <w:rPr>
+          <w:color w:val="1A1A2E"/>
+        </w:rPr>
+        <w:t xml:space="preserve">), tanpa potongan biaya apa pun, ke rekening atas nama </w:t>
+      </w:r>
+      <w:r>
+        <w:rPr>
+          <w:b/>
+          <w:bCs/>
+          <w:color w:val="1A1A2E"/>
+        </w:rPr>
+        <w:t xml:space="preserve">PIHAK PERTAMA</w:t>
+      </w:r>
+      <w:r>
+        <w:rPr>
+          <w:color w:val="1A1A2E"/>
+        </w:rPr>
+        <w:t xml:space="preserve"> paling lambat </w:t>
+      </w:r>
+      <w:r>
+        <w:rPr>
+          <w:b/>
+          <w:bCs/>
+          <w:color w:val="1A1A2E"/>
+        </w:rPr>
+        <w:t xml:space="preserve">5 (lima) hari</w:t>
+      </w:r>
+      <w:r>
+        <w:rPr>
+          <w:color w:val="1A1A2E"/>
+        </w:rPr>
+        <w:t xml:space="preserve"> sejak hasil lelang yang menyatakan </w:t>
+      </w:r>
+      <w:r>
+        <w:rPr>
+          <w:b/>
+          <w:bCs/>
+          <w:color w:val="1A1A2E"/>
+        </w:rPr>
+        <w:t xml:space="preserve">PIHAK PERTAMA</w:t>
+      </w:r>
+      <w:r>
+        <w:rPr>
+          <w:color w:val="1A1A2E"/>
+        </w:rPr>
+        <w:t xml:space="preserve"> tidak menang diumumkan oleh penyelenggara lelang;</w:t>
+      </w:r>
+    </w:p>
+    <w:p>
+      <w:pPr>
+        <w:spacing w:before="40" w:after="120" w:line="360" w:lineRule="auto"/>
+        <w:ind w:left="720" w:hanging="360"/>
+        <w:jc w:val="both"/>
+      </w:pPr>
+      <w:r>
+        <w:rPr>
+          <w:color w:val="1A1A2E"/>
+        </w:rPr>
+        <w:t xml:space="preserve">b.  Uang Jaminan Lelang sebesar Rp </w:t>
+      </w:r>
+      <w:r>
+        <w:rPr>
+          <w:b/>
+          <w:bCs/>
+          <w:color w:val="1A1A2E"/>
+        </w:rPr>
+        <w:t xml:space="preserve">{{uang_jaminan}}</w:t>
+      </w:r>
+      <w:r>
+        <w:rPr>
+          <w:color w:val="1A1A2E"/>
+        </w:rPr>
+        <w:t xml:space="preserve"> (</w:t>
+      </w:r>
+      <w:r>
+        <w:rPr>
+          <w:b/>
+          <w:bCs/>
+          <w:color w:val="1A1A2E"/>
+        </w:rPr>
+        <w:t xml:space="preserve">{{terbilang_uang_jaminan}}</w:t>
+      </w:r>
+      <w:r>
+        <w:rPr>
+          <w:color w:val="1A1A2E"/>
+        </w:rPr>
+        <w:t xml:space="preserve">) atau sesuai ketentuan lelang dikembalikan oleh penyelenggara ke rekening atas nama </w:t>
+      </w:r>
+      <w:r>
+        <w:rPr>
+          <w:b/>
+          <w:bCs/>
+          <w:color w:val="1A1A2E"/>
+        </w:rPr>
+        <w:t xml:space="preserve">PIHAK PERTAMA</w:t>
+      </w:r>
+      <w:r>
+        <w:rPr>
+          <w:color w:val="1A1A2E"/>
+        </w:rPr>
+        <w:t xml:space="preserve"> yang terdaftar pada akun lelang, sesuai mekanisme dan ketentuan penyelenggara. Pengembalian Uang Jaminan Lelang terpisah dari pengembalian Uang Tanda Jadi oleh </w:t>
+      </w:r>
+      <w:r>
+        <w:rPr>
+          <w:b/>
+          <w:bCs/>
+          <w:color w:val="1A1A2E"/>
+        </w:rPr>
+        <w:t xml:space="preserve">PIHAK KEDUA</w:t>
+      </w:r>
+      <w:r>
+        <w:rPr>
+          <w:color w:val="1A1A2E"/>
+        </w:rPr>
+        <w:t xml:space="preserve">.</w:t>
       </w:r>
     </w:p>
     <w:p>
